--- a/docs/Lastenheft_Kirchenplanung.docx
+++ b/docs/Lastenheft_Kirchenplanung.docx
@@ -11,12 +11,18 @@
           <w:b/>
           <w:sz w:val="40"/>
         </w:rPr>
-        <w:t>Lastenheft</w:t>
+        <w:t>LASTENHEFT</w:t>
         <w:br/>
         <w:br/>
         <w:t>Webbasierte Planungs- und Reservationsplattform</w:t>
         <w:br/>
         <w:t>für kirchliche Anlässe</w:t>
+        <w:br/>
+        <w:br/>
+        <w:br/>
+        <w:t>Version 1.0</w:t>
+        <w:br/>
+        <w:t>Datum: 22.04.2026</w:t>
       </w:r>
     </w:p>
     <w:p>
@@ -41,11 +47,8 @@
       </w:r>
     </w:p>
     <w:p>
-      <w:pPr>
-        <w:spacing w:after="120"/>
-      </w:pPr>
       <w:r>
-        <w:t>Die Planung kirchlicher Anlässe erfolgt aktuell über verschiedene Systeme, was zu Konflikten und Informationsverlust führt.</w:t>
+        <w:t>Die Planung und Koordination von Anlässen erfolgt derzeit über mehrere, nicht integrierte Systeme. Dies führt zu Konflikten bei Raumbelegungen, fehlender Transparenz sowie erhöhtem Abstimmungsaufwand.</w:t>
       </w:r>
     </w:p>
     <w:p>
@@ -57,11 +60,21 @@
       </w:r>
     </w:p>
     <w:p>
+      <w:r>
+        <w:t>Ziel ist die Entwicklung einer webbasierten Anwendung zur zentralen Planung, Koordination und Verwaltung kirchlicher Anlässe mit Fokus auf Transparenz, Konfliktvermeidung und Benutzerfreundlichkeit.</w:t>
+      </w:r>
+    </w:p>
+    <w:p>
       <w:pPr>
-        <w:spacing w:after="120"/>
+        <w:pStyle w:val="Heading2"/>
       </w:pPr>
       <w:r>
-        <w:t>Ziel ist eine zentrale, webbasierte Plattform zur Planung und Koordination aller Anlässe.</w:t>
+        <w:t>1.3 Geltungsbereich</w:t>
+      </w:r>
+    </w:p>
+    <w:p>
+      <w:r>
+        <w:t>Das System umfasst Kirche, Unterkirche und Pfarreiheim.</w:t>
       </w:r>
     </w:p>
     <w:p>
@@ -73,11 +86,8 @@
       </w:r>
     </w:p>
     <w:p>
-      <w:pPr>
-        <w:spacing w:after="120"/>
-      </w:pPr>
       <w:r>
-        <w:t>Die Anwendung umfasst Anlassverwaltung, Kalenderansicht, Konfliktmanagement und Benutzerverwaltung.</w:t>
+        <w:t>Die Anwendung dient als zentrale Plattform zur Planung von Anlässen, Verwaltung von Orten und Ressourcen sowie zur Darstellung von Kalender- und Konfliktinformationen.</w:t>
       </w:r>
     </w:p>
     <w:p>
@@ -97,11 +107,8 @@
       </w:r>
     </w:p>
     <w:p>
-      <w:pPr>
-        <w:spacing w:after="120"/>
-      </w:pPr>
       <w:r>
-        <w:t>Erstellung, Bearbeitung und Löschung von Anlässen sowie Nutzung von Templates.</w:t>
+        <w:t>Das System ermöglicht das Erstellen, Bearbeiten, Duplizieren und Löschen von Anlässen. Sowohl einfache als auch komplexe Anlässe werden unterstützt.</w:t>
       </w:r>
     </w:p>
     <w:p>
@@ -109,15 +116,12 @@
         <w:pStyle w:val="Heading2"/>
       </w:pPr>
       <w:r>
-        <w:t>3.2 Termine</w:t>
+        <w:t>3.2 Terminstruktur</w:t>
       </w:r>
     </w:p>
     <w:p>
-      <w:pPr>
-        <w:spacing w:after="120"/>
-      </w:pPr>
       <w:r>
-        <w:t>Ein Anlass besteht aus mehreren Terminen wie Durchführung, Probe und Vorbereitung.</w:t>
+        <w:t>Ein Anlass besteht aus mehreren Terminen (z. B. Durchführung, Probe, Vorbereitung). Mehrere Durchführungen pro Anlass sind möglich.</w:t>
       </w:r>
     </w:p>
     <w:p>
@@ -125,15 +129,12 @@
         <w:pStyle w:val="Heading2"/>
       </w:pPr>
       <w:r>
-        <w:t>3.3 Orte</w:t>
+        <w:t>3.3 Kalender</w:t>
       </w:r>
     </w:p>
     <w:p>
-      <w:pPr>
-        <w:spacing w:after="120"/>
-      </w:pPr>
       <w:r>
-        <w:t>Verwaltung von Räumen, Bereichen und externen Orten.</w:t>
+        <w:t>Das System bietet eine Wochenansicht als Standard sowie weitere Ansichten. Anlässe werden visuell nach Status dargestellt.</w:t>
       </w:r>
     </w:p>
     <w:p>
@@ -141,15 +142,12 @@
         <w:pStyle w:val="Heading2"/>
       </w:pPr>
       <w:r>
-        <w:t>3.4 Ressourcen</w:t>
+        <w:t>3.4 Orte</w:t>
       </w:r>
     </w:p>
     <w:p>
-      <w:pPr>
-        <w:spacing w:after="120"/>
-      </w:pPr>
       <w:r>
-        <w:t>Verwaltung endlicher Ressourcen wie Mikrofone oder Beamer.</w:t>
+        <w:t>Orte umfassen Räume, Bereiche und externe Orte und sind hierarchisch organisiert.</w:t>
       </w:r>
     </w:p>
     <w:p>
@@ -157,15 +155,64 @@
         <w:pStyle w:val="Heading2"/>
       </w:pPr>
       <w:r>
-        <w:t>3.5 Konfliktmanagement</w:t>
+        <w:t>3.5 Raumreservation</w:t>
+      </w:r>
+    </w:p>
+    <w:p>
+      <w:r>
+        <w:t>Räume sind exklusive Ressourcen. Bei Konflikten werden Anlässe als 'tentativ' markiert.</w:t>
       </w:r>
     </w:p>
     <w:p>
       <w:pPr>
-        <w:spacing w:after="120"/>
+        <w:pStyle w:val="Heading2"/>
       </w:pPr>
       <w:r>
-        <w:t>Konflikte werden erkannt, visualisiert und müssen vor Bestätigung gelöst werden.</w:t>
+        <w:t>3.6 Ressourcen</w:t>
+      </w:r>
+    </w:p>
+    <w:p>
+      <w:r>
+        <w:t>Endliche Ressourcen werden verwaltet und können Anlässen zugewiesen werden.</w:t>
+      </w:r>
+    </w:p>
+    <w:p>
+      <w:pPr>
+        <w:pStyle w:val="Heading2"/>
+      </w:pPr>
+      <w:r>
+        <w:t>3.7 Konfliktmanagement</w:t>
+      </w:r>
+    </w:p>
+    <w:p>
+      <w:r>
+        <w:t>Konflikte werden erkannt, angezeigt und müssen vor finaler Bestätigung gelöst werden.</w:t>
+      </w:r>
+    </w:p>
+    <w:p>
+      <w:pPr>
+        <w:pStyle w:val="Heading2"/>
+      </w:pPr>
+      <w:r>
+        <w:t>3.8 Benutzer und Rollen</w:t>
+      </w:r>
+    </w:p>
+    <w:p>
+      <w:r>
+        <w:t>Das System verwendet rollenbasierte Berechtigungen. Benutzer können mehrere Rollen besitzen.</w:t>
+      </w:r>
+    </w:p>
+    <w:p>
+      <w:pPr>
+        <w:pStyle w:val="Heading2"/>
+      </w:pPr>
+      <w:r>
+        <w:t>3.9 Benachrichtigungen</w:t>
+      </w:r>
+    </w:p>
+    <w:p>
+      <w:r>
+        <w:t>Das System unterstützt E-Mail- und Push-Benachrichtigungen, konfigurierbar pro Benutzer.</w:t>
       </w:r>
     </w:p>
     <w:p>
@@ -177,11 +224,8 @@
       </w:r>
     </w:p>
     <w:p>
-      <w:pPr>
-        <w:spacing w:after="120"/>
-      </w:pPr>
       <w:r>
-        <w:t>Webbasiert, mobil nutzbar, rollenbasierte Zugriffskontrolle.</w:t>
+        <w:t>Die Anwendung ist webbasiert, mobil nutzbar, performant und sicher.</w:t>
       </w:r>
     </w:p>
     <w:p>
@@ -193,11 +237,21 @@
       </w:r>
     </w:p>
     <w:p>
+      <w:r>
+        <w:t>Das System ist für zukünftige Erweiterungen wie Ressourcenplanung, Workflows und CMS-Integration vorbereitet.</w:t>
+      </w:r>
+    </w:p>
+    <w:p>
       <w:pPr>
-        <w:spacing w:after="120"/>
+        <w:pStyle w:val="Heading1"/>
       </w:pPr>
       <w:r>
-        <w:t>Das System ist für zukünftige Erweiterungen vorbereitet.</w:t>
+        <w:t>6. Abgrenzung</w:t>
+      </w:r>
+    </w:p>
+    <w:p>
+      <w:r>
+        <w:t>Nicht enthalten sind umfassende Personalplanung und KI-basierte Automatisierung.</w:t>
       </w:r>
     </w:p>
     <w:sectPr>

--- a/docs/Lastenheft_Kirchenplanung.docx
+++ b/docs/Lastenheft_Kirchenplanung.docx
@@ -20,7 +20,7 @@
         <w:br/>
         <w:br/>
         <w:br/>
-        <w:t>Version 1.0</w:t>
+        <w:t>Version 2.0</w:t>
         <w:br/>
         <w:t>Datum: 22.04.2026</w:t>
       </w:r>
@@ -48,7 +48,7 @@
     </w:p>
     <w:p>
       <w:r>
-        <w:t>Die Planung und Koordination von Anlässen erfolgt derzeit über mehrere, nicht integrierte Systeme. Dies führt zu Konflikten bei Raumbelegungen, fehlender Transparenz sowie erhöhtem Abstimmungsaufwand.</w:t>
+        <w:t>Die Planung von Anlässen erfolgt derzeit über verschiedene Werkzeuge und persönliche Absprachen. Dies führt zu Unklarheiten, Doppelbelegungen und Informationsverlust. Insbesondere komplexe Anlässe mit mehreren Terminen (z. B. Proben) sind schwierig übersichtlich zu verwalten.</w:t>
       </w:r>
     </w:p>
     <w:p>
@@ -61,7 +61,7 @@
     </w:p>
     <w:p>
       <w:r>
-        <w:t>Ziel ist die Entwicklung einer webbasierten Anwendung zur zentralen Planung, Koordination und Verwaltung kirchlicher Anlässe mit Fokus auf Transparenz, Konfliktvermeidung und Benutzerfreundlichkeit.</w:t>
+        <w:t>Ziel ist ein zentrales, leicht verständliches System, das alle relevanten Informationen an einem Ort bündelt. Es soll sowohl einfache Reservationen als auch komplexe Planungen unterstützen und dabei helfen, Konflikte frühzeitig sichtbar zu machen.</w:t>
       </w:r>
     </w:p>
     <w:p>
@@ -69,12 +69,12 @@
         <w:pStyle w:val="Heading2"/>
       </w:pPr>
       <w:r>
-        <w:t>1.3 Geltungsbereich</w:t>
+        <w:t>1.3 Leitprinzipien</w:t>
       </w:r>
     </w:p>
     <w:p>
       <w:r>
-        <w:t>Das System umfasst Kirche, Unterkirche und Pfarreiheim.</w:t>
+        <w:t>Das System soll einfach bedienbar sein, Transparenz schaffen und keine Informationen verstecken. Konflikte sollen sichtbar gemacht und nicht automatisch im Hintergrund „gelöst“ werden.</w:t>
       </w:r>
     </w:p>
     <w:p>
@@ -87,7 +87,7 @@
     </w:p>
     <w:p>
       <w:r>
-        <w:t>Die Anwendung dient als zentrale Plattform zur Planung von Anlässen, Verwaltung von Orten und Ressourcen sowie zur Darstellung von Kalender- und Konfliktinformationen.</w:t>
+        <w:t>Die Anwendung ist webbasiert und von Desktop sowie mobilen Geräten zugänglich. Sie dient als zentrale Plattform für Planung, Übersicht und Koordination aller Anlässe.</w:t>
       </w:r>
     </w:p>
     <w:p>
@@ -103,12 +103,12 @@
         <w:pStyle w:val="Heading2"/>
       </w:pPr>
       <w:r>
-        <w:t>3.1 Anlassverwaltung</w:t>
+        <w:t>3.1 Anlass als zentrales Element</w:t>
       </w:r>
     </w:p>
     <w:p>
       <w:r>
-        <w:t>Das System ermöglicht das Erstellen, Bearbeiten, Duplizieren und Löschen von Anlässen. Sowohl einfache als auch komplexe Anlässe werden unterstützt.</w:t>
+        <w:t>Ein Anlass bildet die Grundlage aller Planungen. Er enthält alle relevanten Informationen wie Termine, Orte und Zusatzinformationen.</w:t>
       </w:r>
     </w:p>
     <w:p>
@@ -116,12 +116,12 @@
         <w:pStyle w:val="Heading2"/>
       </w:pPr>
       <w:r>
-        <w:t>3.2 Terminstruktur</w:t>
+        <w:t>3.2 Termine</w:t>
       </w:r>
     </w:p>
     <w:p>
       <w:r>
-        <w:t>Ein Anlass besteht aus mehreren Terminen (z. B. Durchführung, Probe, Vorbereitung). Mehrere Durchführungen pro Anlass sind möglich.</w:t>
+        <w:t>Ein Anlass kann mehrere Termine enthalten. Diese können unterschiedliche Rollen haben, z. B. Durchführung, Probe oder Vorbereitung. Dadurch bleiben Zusammenhänge sichtbar.</w:t>
       </w:r>
     </w:p>
     <w:p>
@@ -134,7 +134,7 @@
     </w:p>
     <w:p>
       <w:r>
-        <w:t>Das System bietet eine Wochenansicht als Standard sowie weitere Ansichten. Anlässe werden visuell nach Status dargestellt.</w:t>
+        <w:t>Die Wochenansicht ist die zentrale Arbeitsansicht. Alle Anlässe werden visuell dargestellt. Zustände wie 'tentativ' oder 'abgesagt' werden klar erkennbar angezeigt.</w:t>
       </w:r>
     </w:p>
     <w:p>
@@ -147,7 +147,7 @@
     </w:p>
     <w:p>
       <w:r>
-        <w:t>Orte umfassen Räume, Bereiche und externe Orte und sind hierarchisch organisiert.</w:t>
+        <w:t>Orte umfassen Räume, Bereiche und externe Orte. Sie können hierarchisch organisiert sein, um Zusammenhänge besser darzustellen.</w:t>
       </w:r>
     </w:p>
     <w:p>
@@ -160,7 +160,7 @@
     </w:p>
     <w:p>
       <w:r>
-        <w:t>Räume sind exklusive Ressourcen. Bei Konflikten werden Anlässe als 'tentativ' markiert.</w:t>
+        <w:t>Räume können grundsätzlich nur einmal gleichzeitig genutzt werden. Bei Konflikten wird eine Reservation als 'tentativ' gespeichert und entsprechend gekennzeichnet.</w:t>
       </w:r>
     </w:p>
     <w:p>
@@ -173,7 +173,7 @@
     </w:p>
     <w:p>
       <w:r>
-        <w:t>Endliche Ressourcen werden verwaltet und können Anlässen zugewiesen werden.</w:t>
+        <w:t>Ressourcen wie Mikrofone oder Beamer sind nur begrenzt verfügbar. Das System zeigt an, wenn diese überbucht sind.</w:t>
       </w:r>
     </w:p>
     <w:p>
@@ -181,12 +181,12 @@
         <w:pStyle w:val="Heading2"/>
       </w:pPr>
       <w:r>
-        <w:t>3.7 Konfliktmanagement</w:t>
+        <w:t>3.7 Konflikte</w:t>
       </w:r>
     </w:p>
     <w:p>
       <w:r>
-        <w:t>Konflikte werden erkannt, angezeigt und müssen vor finaler Bestätigung gelöst werden.</w:t>
+        <w:t>Konflikte werden nicht verhindert, sondern sichtbar gemacht. Eine Bestätigung eines Anlasses ist erst möglich, wenn alle Konflikte geklärt sind.</w:t>
       </w:r>
     </w:p>
     <w:p>
@@ -199,7 +199,7 @@
     </w:p>
     <w:p>
       <w:r>
-        <w:t>Das System verwendet rollenbasierte Berechtigungen. Benutzer können mehrere Rollen besitzen.</w:t>
+        <w:t>Benutzer können mehrere Rollen haben. Rechte werden über Rollen vergeben, z. B. Zugriff auf bestimmte Räume.</w:t>
       </w:r>
     </w:p>
     <w:p>
@@ -212,7 +212,7 @@
     </w:p>
     <w:p>
       <w:r>
-        <w:t>Das System unterstützt E-Mail- und Push-Benachrichtigungen, konfigurierbar pro Benutzer.</w:t>
+        <w:t>Benutzer werden über wichtige Änderungen informiert. Die Art und Häufigkeit der Benachrichtigungen kann individuell eingestellt werden.</w:t>
       </w:r>
     </w:p>
     <w:p>
@@ -225,7 +225,7 @@
     </w:p>
     <w:p>
       <w:r>
-        <w:t>Die Anwendung ist webbasiert, mobil nutzbar, performant und sicher.</w:t>
+        <w:t>Das System muss einfach bedienbar, performant und zuverlässig sein. Es soll sowohl auf Desktop als auch auf mobilen Geräten funktionieren.</w:t>
       </w:r>
     </w:p>
     <w:p>
@@ -238,7 +238,7 @@
     </w:p>
     <w:p>
       <w:r>
-        <w:t>Das System ist für zukünftige Erweiterungen wie Ressourcenplanung, Workflows und CMS-Integration vorbereitet.</w:t>
+        <w:t>Das System ist so aufgebaut, dass zukünftige Erweiterungen wie Workflows, externe Schnittstellen oder zusätzliche Planungsfunktionen möglich sind.</w:t>
       </w:r>
     </w:p>
     <w:p>
@@ -251,10 +251,12 @@
     </w:p>
     <w:p>
       <w:r>
-        <w:t>Nicht enthalten sind umfassende Personalplanung und KI-basierte Automatisierung.</w:t>
+        <w:t>Nicht Bestandteil sind komplexe Personalplanung oder automatisierte Entscheidungsmechanismen.</w:t>
       </w:r>
     </w:p>
     <w:sectPr>
+      <w:headerReference w:type="default" r:id="rId9"/>
+      <w:footerReference w:type="default" r:id="rId10"/>
       <w:pgSz w:w="12240" w:h="15840"/>
       <w:pgMar w:top="1440" w:right="1800" w:bottom="1440" w:left="1800" w:header="720" w:footer="720" w:gutter="0"/>
       <w:cols w:space="720"/>
@@ -262,6 +264,32 @@
     </w:sectPr>
   </w:body>
 </w:document>
+</file>
+
+<file path=word/footer1.xml><?xml version="1.0" encoding="utf-8"?>
+<w:ftr xmlns:m="http://schemas.openxmlformats.org/officeDocument/2006/math" xmlns:mc="http://schemas.openxmlformats.org/markup-compatibility/2006" xmlns:mo="http://schemas.microsoft.com/office/mac/office/2008/main" xmlns:mv="urn:schemas-microsoft-com:mac:vml" xmlns:o="urn:schemas-microsoft-com:office:office" xmlns:r="http://schemas.openxmlformats.org/officeDocument/2006/relationships" xmlns:v="urn:schemas-microsoft-com:vml" xmlns:w10="urn:schemas-microsoft-com:office:word" xmlns:w14="http://schemas.microsoft.com/office/word/2010/wordml" xmlns:w="http://schemas.openxmlformats.org/wordprocessingml/2006/main" xmlns:wne="http://schemas.microsoft.com/office/word/2006/wordml" xmlns:wp14="http://schemas.microsoft.com/office/word/2010/wordprocessingDrawing" xmlns:wp="http://schemas.openxmlformats.org/drawingml/2006/wordprocessingDrawing" xmlns:wpc="http://schemas.microsoft.com/office/word/2010/wordprocessingCanvas" xmlns:wpg="http://schemas.microsoft.com/office/word/2010/wordprocessingGroup" xmlns:wpi="http://schemas.microsoft.com/office/word/2010/wordprocessingInk" xmlns:wps="http://schemas.microsoft.com/office/word/2010/wordprocessingShape" mc:Ignorable="w14 wp14">
+  <w:p>
+    <w:pPr>
+      <w:pStyle w:val="Footer"/>
+    </w:pPr>
+    <w:r>
+      <w:t>Version 2.0 – 22.04.2026</w:t>
+    </w:r>
+  </w:p>
+</w:ftr>
+</file>
+
+<file path=word/header1.xml><?xml version="1.0" encoding="utf-8"?>
+<w:hdr xmlns:m="http://schemas.openxmlformats.org/officeDocument/2006/math" xmlns:mc="http://schemas.openxmlformats.org/markup-compatibility/2006" xmlns:mo="http://schemas.microsoft.com/office/mac/office/2008/main" xmlns:mv="urn:schemas-microsoft-com:mac:vml" xmlns:o="urn:schemas-microsoft-com:office:office" xmlns:r="http://schemas.openxmlformats.org/officeDocument/2006/relationships" xmlns:v="urn:schemas-microsoft-com:vml" xmlns:w10="urn:schemas-microsoft-com:office:word" xmlns:w14="http://schemas.microsoft.com/office/word/2010/wordml" xmlns:w="http://schemas.openxmlformats.org/wordprocessingml/2006/main" xmlns:wne="http://schemas.microsoft.com/office/word/2006/wordml" xmlns:wp14="http://schemas.microsoft.com/office/word/2010/wordprocessingDrawing" xmlns:wp="http://schemas.openxmlformats.org/drawingml/2006/wordprocessingDrawing" xmlns:wpc="http://schemas.microsoft.com/office/word/2010/wordprocessingCanvas" xmlns:wpg="http://schemas.microsoft.com/office/word/2010/wordprocessingGroup" xmlns:wpi="http://schemas.microsoft.com/office/word/2010/wordprocessingInk" xmlns:wps="http://schemas.microsoft.com/office/word/2010/wordprocessingShape" mc:Ignorable="w14 wp14">
+  <w:p>
+    <w:pPr>
+      <w:pStyle w:val="Header"/>
+    </w:pPr>
+    <w:r>
+      <w:t>Lastenheft – Kirchenplanungssystem (intern)</w:t>
+    </w:r>
+  </w:p>
+</w:hdr>
 </file>
 
 <file path=word/numbering.xml><?xml version="1.0" encoding="utf-8"?>

--- a/docs/Lastenheft_Kirchenplanung.docx
+++ b/docs/Lastenheft_Kirchenplanung.docx
@@ -20,7 +20,7 @@
         <w:br/>
         <w:br/>
         <w:br/>
-        <w:t>Version 2.0</w:t>
+        <w:t>Version 3.0</w:t>
         <w:br/>
         <w:t>Datum: 22.04.2026</w:t>
       </w:r>
@@ -48,7 +48,7 @@
     </w:p>
     <w:p>
       <w:r>
-        <w:t>Die Planung von Anlässen erfolgt derzeit über verschiedene Werkzeuge und persönliche Absprachen. Dies führt zu Unklarheiten, Doppelbelegungen und Informationsverlust. Insbesondere komplexe Anlässe mit mehreren Terminen (z. B. Proben) sind schwierig übersichtlich zu verwalten.</w:t>
+        <w:t>Die Planung erfolgt aktuell über mehrere Systeme und Absprachen. Dies führt zu Doppelbelegungen, fehlender Transparenz und hohem Abstimmungsaufwand.</w:t>
       </w:r>
     </w:p>
     <w:p>
@@ -61,7 +61,7 @@
     </w:p>
     <w:p>
       <w:r>
-        <w:t>Ziel ist ein zentrales, leicht verständliches System, das alle relevanten Informationen an einem Ort bündelt. Es soll sowohl einfache Reservationen als auch komplexe Planungen unterstützen und dabei helfen, Konflikte frühzeitig sichtbar zu machen.</w:t>
+        <w:t>Ziel ist ein zentrales System zur Planung und Koordination aller Anlässe mit klarer Darstellung von Konflikten und einfacher Bedienbarkeit.</w:t>
       </w:r>
     </w:p>
     <w:p>
@@ -74,7 +74,7 @@
     </w:p>
     <w:p>
       <w:r>
-        <w:t>Das System soll einfach bedienbar sein, Transparenz schaffen und keine Informationen verstecken. Konflikte sollen sichtbar gemacht und nicht automatisch im Hintergrund „gelöst“ werden.</w:t>
+        <w:t>Konflikte sichtbar machen, keine versteckten Automatiken, einfache Bedienung mit erweiterbaren Funktionen.</w:t>
       </w:r>
     </w:p>
     <w:p>
@@ -87,7 +87,7 @@
     </w:p>
     <w:p>
       <w:r>
-        <w:t>Die Anwendung ist webbasiert und von Desktop sowie mobilen Geräten zugänglich. Sie dient als zentrale Plattform für Planung, Übersicht und Koordination aller Anlässe.</w:t>
+        <w:t>Die Anwendung ist webbasiert und dient als zentrale Plattform für Planung, Übersicht und Koordination.</w:t>
       </w:r>
     </w:p>
     <w:p>
@@ -103,12 +103,12 @@
         <w:pStyle w:val="Heading2"/>
       </w:pPr>
       <w:r>
-        <w:t>3.1 Anlass als zentrales Element</w:t>
+        <w:t>3.1 Anlass</w:t>
       </w:r>
     </w:p>
     <w:p>
       <w:r>
-        <w:t>Ein Anlass bildet die Grundlage aller Planungen. Er enthält alle relevanten Informationen wie Termine, Orte und Zusatzinformationen.</w:t>
+        <w:t>Ein Anlass ist das zentrale Element und enthält alle relevanten Informationen.</w:t>
       </w:r>
     </w:p>
     <w:p>
@@ -121,7 +121,7 @@
     </w:p>
     <w:p>
       <w:r>
-        <w:t>Ein Anlass kann mehrere Termine enthalten. Diese können unterschiedliche Rollen haben, z. B. Durchführung, Probe oder Vorbereitung. Dadurch bleiben Zusammenhänge sichtbar.</w:t>
+        <w:t>Ein Anlass kann mehrere Termine enthalten (Durchführung, Probe etc.).</w:t>
       </w:r>
     </w:p>
     <w:p>
@@ -134,7 +134,7 @@
     </w:p>
     <w:p>
       <w:r>
-        <w:t>Die Wochenansicht ist die zentrale Arbeitsansicht. Alle Anlässe werden visuell dargestellt. Zustände wie 'tentativ' oder 'abgesagt' werden klar erkennbar angezeigt.</w:t>
+        <w:t>Wochenansicht als Standard, visuelle Darstellung der Zustände.</w:t>
       </w:r>
     </w:p>
     <w:p>
@@ -147,7 +147,7 @@
     </w:p>
     <w:p>
       <w:r>
-        <w:t>Orte umfassen Räume, Bereiche und externe Orte. Sie können hierarchisch organisiert sein, um Zusammenhänge besser darzustellen.</w:t>
+        <w:t>Räume, Bereiche und externe Orte, hierarchisch strukturiert.</w:t>
       </w:r>
     </w:p>
     <w:p>
@@ -160,7 +160,7 @@
     </w:p>
     <w:p>
       <w:r>
-        <w:t>Räume können grundsätzlich nur einmal gleichzeitig genutzt werden. Bei Konflikten wird eine Reservation als 'tentativ' gespeichert und entsprechend gekennzeichnet.</w:t>
+        <w:t>Räume sind exklusiv, Konflikte führen zu tentativen Buchungen.</w:t>
       </w:r>
     </w:p>
     <w:p>
@@ -173,7 +173,7 @@
     </w:p>
     <w:p>
       <w:r>
-        <w:t>Ressourcen wie Mikrofone oder Beamer sind nur begrenzt verfügbar. Das System zeigt an, wenn diese überbucht sind.</w:t>
+        <w:t>Endliche Ressourcen werden verwaltet und geprüft.</w:t>
       </w:r>
     </w:p>
     <w:p>
@@ -186,7 +186,7 @@
     </w:p>
     <w:p>
       <w:r>
-        <w:t>Konflikte werden nicht verhindert, sondern sichtbar gemacht. Eine Bestätigung eines Anlasses ist erst möglich, wenn alle Konflikte geklärt sind.</w:t>
+        <w:t>Konflikte werden angezeigt und müssen vor Bestätigung gelöst werden.</w:t>
       </w:r>
     </w:p>
     <w:p>
@@ -199,7 +199,7 @@
     </w:p>
     <w:p>
       <w:r>
-        <w:t>Benutzer können mehrere Rollen haben. Rechte werden über Rollen vergeben, z. B. Zugriff auf bestimmte Räume.</w:t>
+        <w:t>Rollenbasierte Rechte, Mehrfachrollen möglich.</w:t>
       </w:r>
     </w:p>
     <w:p>
@@ -212,7 +212,7 @@
     </w:p>
     <w:p>
       <w:r>
-        <w:t>Benutzer werden über wichtige Änderungen informiert. Die Art und Häufigkeit der Benachrichtigungen kann individuell eingestellt werden.</w:t>
+        <w:t>Konfigurierbare Benachrichtigungen per Mail und Push.</w:t>
       </w:r>
     </w:p>
     <w:p>
@@ -225,7 +225,7 @@
     </w:p>
     <w:p>
       <w:r>
-        <w:t>Das System muss einfach bedienbar, performant und zuverlässig sein. Es soll sowohl auf Desktop als auch auf mobilen Geräten funktionieren.</w:t>
+        <w:t>Webbasiert, mobil nutzbar, performant, sicher.</w:t>
       </w:r>
     </w:p>
     <w:p>
@@ -238,7 +238,7 @@
     </w:p>
     <w:p>
       <w:r>
-        <w:t>Das System ist so aufgebaut, dass zukünftige Erweiterungen wie Workflows, externe Schnittstellen oder zusätzliche Planungsfunktionen möglich sind.</w:t>
+        <w:t>Erweiterungen wie Workflows, Schnittstellen und Automatisierungen sind vorgesehen.</w:t>
       </w:r>
     </w:p>
     <w:p>
@@ -251,7 +251,77 @@
     </w:p>
     <w:p>
       <w:r>
-        <w:t>Nicht Bestandteil sind komplexe Personalplanung oder automatisierte Entscheidungsmechanismen.</w:t>
+        <w:t>Keine vollständige Personalplanung oder KI-Planung enthalten.</w:t>
+      </w:r>
+    </w:p>
+    <w:p>
+      <w:r>
+        <w:br w:type="page"/>
+      </w:r>
+    </w:p>
+    <w:p>
+      <w:pPr>
+        <w:pStyle w:val="Heading1"/>
+      </w:pPr>
+      <w:r>
+        <w:t>Anhang A – Fachliches Datenmodell</w:t>
+      </w:r>
+    </w:p>
+    <w:p>
+      <w:r>
+        <w:t>Zentrale Objekte: Anlass, Termin, Ort, Ressource. Beziehungen sind flexibel und ermöglichen komplexe Planungen.</w:t>
+      </w:r>
+    </w:p>
+    <w:p>
+      <w:pPr>
+        <w:pStyle w:val="Heading1"/>
+      </w:pPr>
+      <w:r>
+        <w:t>Anhang B – Logik und Regeln</w:t>
+      </w:r>
+    </w:p>
+    <w:p>
+      <w:r>
+        <w:t>Tentative Buchungen bei Raumkonflikten. Konflikte verhindern Bestätigung. Sperrzeiten können mit Begründung übersteuert werden.</w:t>
+      </w:r>
+    </w:p>
+    <w:p>
+      <w:pPr>
+        <w:pStyle w:val="Heading1"/>
+      </w:pPr>
+      <w:r>
+        <w:t>Anhang C – UI und Prozesse</w:t>
+      </w:r>
+    </w:p>
+    <w:p>
+      <w:r>
+        <w:t>Schnellmodus für einfache Buchungen. Erweiterter Modus für komplexe Planung. Konflikt-Dashboard zeigt offene Probleme.</w:t>
+      </w:r>
+    </w:p>
+    <w:p>
+      <w:pPr>
+        <w:pStyle w:val="Heading1"/>
+      </w:pPr>
+      <w:r>
+        <w:t>Anhang D – Systemprinzipien</w:t>
+      </w:r>
+    </w:p>
+    <w:p>
+      <w:r>
+        <w:t>Konflikte sichtbar machen. Benutzer entscheidet über Änderungen. System unterstützt, automatisiert aber nicht unkontrolliert.</w:t>
+      </w:r>
+    </w:p>
+    <w:p>
+      <w:pPr>
+        <w:pStyle w:val="Heading1"/>
+      </w:pPr>
+      <w:r>
+        <w:t>Anhang E – MVP Definition</w:t>
+      </w:r>
+    </w:p>
+    <w:p>
+      <w:r>
+        <w:t>MVP umfasst Anlass, Kalender, Raumlogik und einfache Konfliktanzeige. Erweiterungen folgen iterativ.</w:t>
       </w:r>
     </w:p>
     <w:sectPr>
@@ -273,7 +343,7 @@
       <w:pStyle w:val="Footer"/>
     </w:pPr>
     <w:r>
-      <w:t>Version 2.0 – 22.04.2026</w:t>
+      <w:t>Version 3.0 – 22.04.2026</w:t>
     </w:r>
   </w:p>
 </w:ftr>

--- a/docs/Lastenheft_Kirchenplanung.docx
+++ b/docs/Lastenheft_Kirchenplanung.docx
@@ -11,7 +11,7 @@
           <w:b/>
           <w:sz w:val="40"/>
         </w:rPr>
-        <w:t>LASTENHEFT</w:t>
+        <w:t>LASTEN- &amp; PFLICHTENHEFT</w:t>
         <w:br/>
         <w:br/>
         <w:t>Webbasierte Planungs- und Reservationsplattform</w:t>
@@ -20,7 +20,7 @@
         <w:br/>
         <w:br/>
         <w:br/>
-        <w:t>Version 3.0</w:t>
+        <w:t>Version 5.0</w:t>
         <w:br/>
         <w:t>Datum: 22.04.2026</w:t>
       </w:r>
@@ -35,46 +35,28 @@
         <w:pStyle w:val="Heading1"/>
       </w:pPr>
       <w:r>
-        <w:t>1. Einleitung</w:t>
-      </w:r>
-    </w:p>
-    <w:p>
-      <w:pPr>
-        <w:pStyle w:val="Heading2"/>
-      </w:pPr>
-      <w:r>
-        <w:t>1.1 Ausgangslage</w:t>
+        <w:t>0. System-Essenz</w:t>
       </w:r>
     </w:p>
     <w:p>
       <w:r>
-        <w:t>Die Planung erfolgt aktuell über mehrere Systeme und Absprachen. Dies führt zu Doppelbelegungen, fehlender Transparenz und hohem Abstimmungsaufwand.</w:t>
-      </w:r>
-    </w:p>
-    <w:p>
-      <w:pPr>
-        <w:pStyle w:val="Heading2"/>
-      </w:pPr>
-      <w:r>
-        <w:t>1.2 Zielsetzung</w:t>
-      </w:r>
-    </w:p>
-    <w:p>
-      <w:r>
-        <w:t>Ziel ist ein zentrales System zur Planung und Koordination aller Anlässe mit klarer Darstellung von Konflikten und einfacher Bedienbarkeit.</w:t>
-      </w:r>
-    </w:p>
-    <w:p>
-      <w:pPr>
-        <w:pStyle w:val="Heading2"/>
-      </w:pPr>
-      <w:r>
-        <w:t>1.3 Leitprinzipien</w:t>
-      </w:r>
-    </w:p>
-    <w:p>
-      <w:r>
-        <w:t>Konflikte sichtbar machen, keine versteckten Automatiken, einfache Bedienung mit erweiterbaren Funktionen.</w:t>
+        <w:t>Ziel ist ein zentrales Planungssystem für kirchliche Anlässe mit Fokus auf Transparenz, Konfliktmanagement und Benutzerfreundlichkeit.</w:t>
+        <w:br/>
+        <w:br/>
+        <w:t>Kernprinzipien:</w:t>
+        <w:br/>
+        <w:t>- Anlass als zentrales Objekt</w:t>
+        <w:br/>
+        <w:t>- Termine als operative Einheiten</w:t>
+        <w:br/>
+        <w:t>- Konflikte werden sichtbar gemacht (nicht blockiert)</w:t>
+        <w:br/>
+        <w:t>- Räume exklusiv, Ressourcen quantitativ</w:t>
+        <w:br/>
+        <w:t>- Personenmodell mit Adressbuch und Snapshot</w:t>
+        <w:br/>
+        <w:t>- Transaktionen garantieren Konsistenz</w:t>
+        <w:br/>
       </w:r>
     </w:p>
     <w:p>
@@ -82,12 +64,23 @@
         <w:pStyle w:val="Heading1"/>
       </w:pPr>
       <w:r>
-        <w:t>2. Systemübersicht</w:t>
+        <w:t>1. Funktionale Übersicht</w:t>
       </w:r>
     </w:p>
     <w:p>
       <w:r>
-        <w:t>Die Anwendung ist webbasiert und dient als zentrale Plattform für Planung, Übersicht und Koordination.</w:t>
+        <w:t>Das System ermöglicht:</w:t>
+        <w:br/>
+        <w:t>- Erstellung und Verwaltung von Anlässen</w:t>
+        <w:br/>
+        <w:t>- Planung mehrerer Termine pro Anlass</w:t>
+        <w:br/>
+        <w:t>- Verwaltung von Räumen und Ressourcen</w:t>
+        <w:br/>
+        <w:t>- Erfassung von beteiligten Personen</w:t>
+        <w:br/>
+        <w:t>- Anzeige und Behandlung von Konflikten</w:t>
+        <w:br/>
       </w:r>
     </w:p>
     <w:p>
@@ -95,124 +88,23 @@
         <w:pStyle w:val="Heading1"/>
       </w:pPr>
       <w:r>
-        <w:t>3. Funktionale Anforderungen</w:t>
-      </w:r>
-    </w:p>
-    <w:p>
-      <w:pPr>
-        <w:pStyle w:val="Heading2"/>
-      </w:pPr>
-      <w:r>
-        <w:t>3.1 Anlass</w:t>
+        <w:t>2. Datenmodell (Übersicht)</w:t>
       </w:r>
     </w:p>
     <w:p>
       <w:r>
-        <w:t>Ein Anlass ist das zentrale Element und enthält alle relevanten Informationen.</w:t>
-      </w:r>
-    </w:p>
-    <w:p>
-      <w:pPr>
-        <w:pStyle w:val="Heading2"/>
-      </w:pPr>
-      <w:r>
-        <w:t>3.2 Termine</w:t>
-      </w:r>
-    </w:p>
-    <w:p>
-      <w:r>
-        <w:t>Ein Anlass kann mehrere Termine enthalten (Durchführung, Probe etc.).</w:t>
-      </w:r>
-    </w:p>
-    <w:p>
-      <w:pPr>
-        <w:pStyle w:val="Heading2"/>
-      </w:pPr>
-      <w:r>
-        <w:t>3.3 Kalender</w:t>
-      </w:r>
-    </w:p>
-    <w:p>
-      <w:r>
-        <w:t>Wochenansicht als Standard, visuelle Darstellung der Zustände.</w:t>
-      </w:r>
-    </w:p>
-    <w:p>
-      <w:pPr>
-        <w:pStyle w:val="Heading2"/>
-      </w:pPr>
-      <w:r>
-        <w:t>3.4 Orte</w:t>
-      </w:r>
-    </w:p>
-    <w:p>
-      <w:r>
-        <w:t>Räume, Bereiche und externe Orte, hierarchisch strukturiert.</w:t>
-      </w:r>
-    </w:p>
-    <w:p>
-      <w:pPr>
-        <w:pStyle w:val="Heading2"/>
-      </w:pPr>
-      <w:r>
-        <w:t>3.5 Raumreservation</w:t>
-      </w:r>
-    </w:p>
-    <w:p>
-      <w:r>
-        <w:t>Räume sind exklusiv, Konflikte führen zu tentativen Buchungen.</w:t>
-      </w:r>
-    </w:p>
-    <w:p>
-      <w:pPr>
-        <w:pStyle w:val="Heading2"/>
-      </w:pPr>
-      <w:r>
-        <w:t>3.6 Ressourcen</w:t>
-      </w:r>
-    </w:p>
-    <w:p>
-      <w:r>
-        <w:t>Endliche Ressourcen werden verwaltet und geprüft.</w:t>
-      </w:r>
-    </w:p>
-    <w:p>
-      <w:pPr>
-        <w:pStyle w:val="Heading2"/>
-      </w:pPr>
-      <w:r>
-        <w:t>3.7 Konflikte</w:t>
-      </w:r>
-    </w:p>
-    <w:p>
-      <w:r>
-        <w:t>Konflikte werden angezeigt und müssen vor Bestätigung gelöst werden.</w:t>
-      </w:r>
-    </w:p>
-    <w:p>
-      <w:pPr>
-        <w:pStyle w:val="Heading2"/>
-      </w:pPr>
-      <w:r>
-        <w:t>3.8 Benutzer und Rollen</w:t>
-      </w:r>
-    </w:p>
-    <w:p>
-      <w:r>
-        <w:t>Rollenbasierte Rechte, Mehrfachrollen möglich.</w:t>
-      </w:r>
-    </w:p>
-    <w:p>
-      <w:pPr>
-        <w:pStyle w:val="Heading2"/>
-      </w:pPr>
-      <w:r>
-        <w:t>3.9 Benachrichtigungen</w:t>
-      </w:r>
-    </w:p>
-    <w:p>
-      <w:r>
-        <w:t>Konfigurierbare Benachrichtigungen per Mail und Push.</w:t>
+        <w:t>Zentrale Entitäten:</w:t>
+        <w:br/>
+        <w:t>- Person / User</w:t>
+        <w:br/>
+        <w:t>- Event / Occurrence</w:t>
+        <w:br/>
+        <w:t>- Location</w:t>
+        <w:br/>
+        <w:t>- Resource</w:t>
+        <w:br/>
+        <w:t>- Participant (Snapshot)</w:t>
+        <w:br/>
       </w:r>
     </w:p>
     <w:p>
@@ -220,12 +112,21 @@
         <w:pStyle w:val="Heading1"/>
       </w:pPr>
       <w:r>
-        <w:t>4. Nicht-funktionale Anforderungen</w:t>
+        <w:t>3. Konfliktlogik</w:t>
       </w:r>
     </w:p>
     <w:p>
       <w:r>
-        <w:t>Webbasiert, mobil nutzbar, performant, sicher.</w:t>
+        <w:t>Konflikte werden nicht blockiert, sondern führen zu einem provisorischen Status.</w:t>
+        <w:br/>
+        <w:t>Konflikte entstehen bei:</w:t>
+        <w:br/>
+        <w:t>- Raumüberlappungen</w:t>
+        <w:br/>
+        <w:t>- Ressourcenüberbuchung</w:t>
+        <w:br/>
+        <w:t>- Sperrzeiten ohne Override</w:t>
+        <w:br/>
       </w:r>
     </w:p>
     <w:p>
@@ -233,12 +134,19 @@
         <w:pStyle w:val="Heading1"/>
       </w:pPr>
       <w:r>
-        <w:t>5. Erweiterbarkeit</w:t>
+        <w:t>4. Transaktions- und Konsistenzmodell</w:t>
       </w:r>
     </w:p>
     <w:p>
       <w:r>
-        <w:t>Erweiterungen wie Workflows, Schnittstellen und Automatisierungen sind vorgesehen.</w:t>
+        <w:t>Alle Operationen werden atomar innerhalb von Datenbanktransaktionen ausgeführt.</w:t>
+        <w:br/>
+        <w:t>Parallelzugriffe werden durch Locking und Isolation kontrolliert.</w:t>
+        <w:br/>
+        <w:t>Konfliktprüfung erfolgt innerhalb der Transaktion.</w:t>
+        <w:br/>
+        <w:t>Zusätzliche Post-Commit-Verifikation stellt Konsistenz sicher.</w:t>
+        <w:br/>
       </w:r>
     </w:p>
     <w:p>
@@ -246,12 +154,29 @@
         <w:pStyle w:val="Heading1"/>
       </w:pPr>
       <w:r>
-        <w:t>6. Abgrenzung</w:t>
+        <w:t>5. Buchungsprozess</w:t>
       </w:r>
     </w:p>
     <w:p>
       <w:r>
-        <w:t>Keine vollständige Personalplanung oder KI-Planung enthalten.</w:t>
+        <w:t>Ablauf:</w:t>
+        <w:br/>
+        <w:t>1. Validierung</w:t>
+        <w:br/>
+        <w:t>2. Transaktion starten</w:t>
+        <w:br/>
+        <w:t>3. Locking relevanter Daten</w:t>
+        <w:br/>
+        <w:t>4. Konfliktprüfung</w:t>
+        <w:br/>
+        <w:t>5. Statusbestimmung</w:t>
+        <w:br/>
+        <w:t>6. Schreiben der Daten</w:t>
+        <w:br/>
+        <w:t>7. Commit</w:t>
+        <w:br/>
+        <w:t>8. Post-Commit-Check</w:t>
+        <w:br/>
       </w:r>
     </w:p>
     <w:p>
@@ -264,12 +189,12 @@
         <w:pStyle w:val="Heading1"/>
       </w:pPr>
       <w:r>
-        <w:t>Anhang A – Fachliches Datenmodell</w:t>
+        <w:t>Anhang A – Datenmodell (Detail)</w:t>
       </w:r>
     </w:p>
     <w:p>
       <w:r>
-        <w:t>Zentrale Objekte: Anlass, Termin, Ort, Ressource. Beziehungen sind flexibel und ermöglichen komplexe Planungen.</w:t>
+        <w:t>Relationale Struktur mit UUIDs, Snapshots und Beziehungen wie spezifiziert.</w:t>
       </w:r>
     </w:p>
     <w:p>
@@ -277,12 +202,12 @@
         <w:pStyle w:val="Heading1"/>
       </w:pPr>
       <w:r>
-        <w:t>Anhang B – Logik und Regeln</w:t>
+        <w:t>Anhang B – Logikregeln</w:t>
       </w:r>
     </w:p>
     <w:p>
       <w:r>
-        <w:t>Tentative Buchungen bei Raumkonflikten. Konflikte verhindern Bestätigung. Sperrzeiten können mit Begründung übersteuert werden.</w:t>
+        <w:t>Deterministische Regeln für Konflikte, Status und Verhalten.</w:t>
       </w:r>
     </w:p>
     <w:p>
@@ -290,12 +215,12 @@
         <w:pStyle w:val="Heading1"/>
       </w:pPr>
       <w:r>
-        <w:t>Anhang C – UI und Prozesse</w:t>
+        <w:t>Anhang C – Transaktionen</w:t>
       </w:r>
     </w:p>
     <w:p>
       <w:r>
-        <w:t>Schnellmodus für einfache Buchungen. Erweiterter Modus für komplexe Planung. Konflikt-Dashboard zeigt offene Probleme.</w:t>
+        <w:t>ACID, Locking, Isolation Levels und Advisory Locks.</w:t>
       </w:r>
     </w:p>
     <w:p>
@@ -303,12 +228,12 @@
         <w:pStyle w:val="Heading1"/>
       </w:pPr>
       <w:r>
-        <w:t>Anhang D – Systemprinzipien</w:t>
+        <w:t>Anhang D – Personenmodell</w:t>
       </w:r>
     </w:p>
     <w:p>
       <w:r>
-        <w:t>Konflikte sichtbar machen. Benutzer entscheidet über Änderungen. System unterstützt, automatisiert aber nicht unkontrolliert.</w:t>
+        <w:t>Person als zentrale Entität, User als Spezialfall, Snapshot-Mechanismus.</w:t>
       </w:r>
     </w:p>
     <w:p>
@@ -316,12 +241,12 @@
         <w:pStyle w:val="Heading1"/>
       </w:pPr>
       <w:r>
-        <w:t>Anhang E – MVP Definition</w:t>
+        <w:t>Anhang E – Prozesse</w:t>
       </w:r>
     </w:p>
     <w:p>
       <w:r>
-        <w:t>MVP umfasst Anlass, Kalender, Raumlogik und einfache Konfliktanzeige. Erweiterungen folgen iterativ.</w:t>
+        <w:t>Deterministische Abläufe für Erstellung und Änderung von Terminen.</w:t>
       </w:r>
     </w:p>
     <w:sectPr>
@@ -343,7 +268,7 @@
       <w:pStyle w:val="Footer"/>
     </w:pPr>
     <w:r>
-      <w:t>Version 3.0 – 22.04.2026</w:t>
+      <w:t>Version 5.0 – 22.04.2026</w:t>
     </w:r>
   </w:p>
 </w:ftr>
@@ -356,7 +281,7 @@
       <w:pStyle w:val="Header"/>
     </w:pPr>
     <w:r>
-      <w:t>Lastenheft – Kirchenplanungssystem (intern)</w:t>
+      <w:t>Lasten- &amp; Pflichtenheft – Kirchenplanungssystem (intern)</w:t>
     </w:r>
   </w:p>
 </w:hdr>

--- a/docs/Lastenheft_Kirchenplanung.docx
+++ b/docs/Lastenheft_Kirchenplanung.docx
@@ -11,18 +11,12 @@
           <w:b/>
           <w:sz w:val="40"/>
         </w:rPr>
-        <w:t>LASTEN- &amp; PFLICHTENHEFT</w:t>
+        <w:t>LASTENHEFT</w:t>
+        <w:br/>
+        <w:t>Kirchliches Planungs- und Reservationssystem</w:t>
         <w:br/>
         <w:br/>
-        <w:t>Webbasierte Planungs- und Reservationsplattform</w:t>
-        <w:br/>
-        <w:t>für kirchliche Anlässe</w:t>
-        <w:br/>
-        <w:br/>
-        <w:br/>
-        <w:t>Version 5.0</w:t>
-        <w:br/>
-        <w:t>Datum: 22.04.2026</w:t>
+        <w:t>Version 6.2 – MVP finalisiert</w:t>
       </w:r>
     </w:p>
     <w:p>
@@ -35,28 +29,12 @@
         <w:pStyle w:val="Heading1"/>
       </w:pPr>
       <w:r>
-        <w:t>0. System-Essenz</w:t>
+        <w:t>1. Ausgangslage</w:t>
       </w:r>
     </w:p>
     <w:p>
       <w:r>
-        <w:t>Ziel ist ein zentrales Planungssystem für kirchliche Anlässe mit Fokus auf Transparenz, Konfliktmanagement und Benutzerfreundlichkeit.</w:t>
-        <w:br/>
-        <w:br/>
-        <w:t>Kernprinzipien:</w:t>
-        <w:br/>
-        <w:t>- Anlass als zentrales Objekt</w:t>
-        <w:br/>
-        <w:t>- Termine als operative Einheiten</w:t>
-        <w:br/>
-        <w:t>- Konflikte werden sichtbar gemacht (nicht blockiert)</w:t>
-        <w:br/>
-        <w:t>- Räume exklusiv, Ressourcen quantitativ</w:t>
-        <w:br/>
-        <w:t>- Personenmodell mit Adressbuch und Snapshot</w:t>
-        <w:br/>
-        <w:t>- Transaktionen garantieren Konsistenz</w:t>
-        <w:br/>
+        <w:t>Das System dient der Planung, Koordination und Freigabe von kirchlichen Anlässen in Kirche und Pfarreiheim. Ziel ist die zentrale, konfliktbewusste Verwaltung von Räumen, Ressourcen und Beteiligten.</w:t>
       </w:r>
     </w:p>
     <w:p>
@@ -64,23 +42,12 @@
         <w:pStyle w:val="Heading1"/>
       </w:pPr>
       <w:r>
-        <w:t>1. Funktionale Übersicht</w:t>
+        <w:t>2. Zielsetzung</w:t>
       </w:r>
     </w:p>
     <w:p>
       <w:r>
-        <w:t>Das System ermöglicht:</w:t>
-        <w:br/>
-        <w:t>- Erstellung und Verwaltung von Anlässen</w:t>
-        <w:br/>
-        <w:t>- Planung mehrerer Termine pro Anlass</w:t>
-        <w:br/>
-        <w:t>- Verwaltung von Räumen und Ressourcen</w:t>
-        <w:br/>
-        <w:t>- Erfassung von beteiligten Personen</w:t>
-        <w:br/>
-        <w:t>- Anzeige und Behandlung von Konflikten</w:t>
-        <w:br/>
+        <w:t>Das System soll eine durchgängige digitale Abbildung des Planungsprozesses ermöglichen: von der Anfrage über die Prüfung und Freigabe bis zur Durchführung eines Anlasses.</w:t>
       </w:r>
     </w:p>
     <w:p>
@@ -88,23 +55,22 @@
         <w:pStyle w:val="Heading1"/>
       </w:pPr>
       <w:r>
-        <w:t>2. Datenmodell (Übersicht)</w:t>
+        <w:t>3. Grundprinzipien</w:t>
       </w:r>
     </w:p>
     <w:p>
       <w:r>
-        <w:t>Zentrale Entitäten:</w:t>
+        <w:t>- Anlass als zentrales Objekt</w:t>
         <w:br/>
-        <w:t>- Person / User</w:t>
+        <w:t>- Termine als konkrete Instanzen</w:t>
         <w:br/>
-        <w:t>- Event / Occurrence</w:t>
+        <w:t>- Konflikte werden sichtbar, aber nicht blockierend behandelt</w:t>
         <w:br/>
-        <w:t>- Location</w:t>
+        <w:t>- Rollenbasiertes Berechtigungssystem</w:t>
         <w:br/>
-        <w:t>- Resource</w:t>
+        <w:t>- Transaktionssichere Datenverarbeitung</w:t>
         <w:br/>
-        <w:t>- Participant (Snapshot)</w:t>
-        <w:br/>
+        <w:t>- Nachvollziehbarkeit aller Änderungen (Audit Log)</w:t>
       </w:r>
     </w:p>
     <w:p>
@@ -112,21 +78,24 @@
         <w:pStyle w:val="Heading1"/>
       </w:pPr>
       <w:r>
-        <w:t>3. Konfliktlogik</w:t>
+        <w:t>4. Systemumfang (funktional)</w:t>
       </w:r>
     </w:p>
     <w:p>
       <w:r>
-        <w:t>Konflikte werden nicht blockiert, sondern führen zu einem provisorischen Status.</w:t>
+        <w:t>- Verwaltung von Anlässen und Terminen</w:t>
         <w:br/>
-        <w:t>Konflikte entstehen bei:</w:t>
+        <w:t>- Raum- und Ressourcenplanung</w:t>
         <w:br/>
-        <w:t>- Raumüberlappungen</w:t>
+        <w:t>- Beteiligte Personen pro Termin</w:t>
         <w:br/>
-        <w:t>- Ressourcenüberbuchung</w:t>
+        <w:t>- Konfliktanzeige (Raum, Zeit, Ressourcen, Sperrzeiten)</w:t>
         <w:br/>
-        <w:t>- Sperrzeiten ohne Override</w:t>
+        <w:t>- Kalenderansicht</w:t>
         <w:br/>
+        <w:t>- Freigabe-Workflow</w:t>
+        <w:br/>
+        <w:t>- Änderungsverlauf (Change Log)</w:t>
       </w:r>
     </w:p>
     <w:p>
@@ -134,19 +103,18 @@
         <w:pStyle w:val="Heading1"/>
       </w:pPr>
       <w:r>
-        <w:t>4. Transaktions- und Konsistenzmodell</w:t>
+        <w:t>5. Rollenmodell</w:t>
       </w:r>
     </w:p>
     <w:p>
       <w:r>
-        <w:t>Alle Operationen werden atomar innerhalb von Datenbanktransaktionen ausgeführt.</w:t>
+        <w:t>- Requester: erstellt Anfragen</w:t>
         <w:br/>
-        <w:t>Parallelzugriffe werden durch Locking und Isolation kontrolliert.</w:t>
+        <w:t>- Approver: prüft und entscheidet</w:t>
         <w:br/>
-        <w:t>Konfliktprüfung erfolgt innerhalb der Transaktion.</w:t>
+        <w:t>- Admin: vollständige Rechte</w:t>
         <w:br/>
-        <w:t>Zusätzliche Post-Commit-Verifikation stellt Konsistenz sicher.</w:t>
-        <w:br/>
+        <w:t>- User kann mehrere Rollen besitzen</w:t>
       </w:r>
     </w:p>
     <w:p>
@@ -154,29 +122,101 @@
         <w:pStyle w:val="Heading1"/>
       </w:pPr>
       <w:r>
-        <w:t>5. Buchungsprozess</w:t>
+        <w:t>6. Workflow (MVP)</w:t>
       </w:r>
     </w:p>
     <w:p>
       <w:r>
-        <w:t>Ablauf:</w:t>
+        <w:t>Der systematische Ablauf eines Anlasses:</w:t>
         <w:br/>
-        <w:t>1. Validierung</w:t>
         <w:br/>
-        <w:t>2. Transaktion starten</w:t>
+        <w:t>1. REQUEST: Erstellung eines Anlasses (status = requested)</w:t>
         <w:br/>
-        <w:t>3. Locking relevanter Daten</w:t>
+        <w:t>2. VALIDATION: technische Prüfung</w:t>
         <w:br/>
-        <w:t>4. Konfliktprüfung</w:t>
+        <w:t>3. CONFLICT CHECK: Berechnung von Konflikten</w:t>
         <w:br/>
-        <w:t>5. Statusbestimmung</w:t>
+        <w:t>4. APPROVAL: Freigabe oder Ablehnung durch berechtigte Rolle</w:t>
         <w:br/>
-        <w:t>6. Schreiben der Daten</w:t>
+        <w:t>5. CONFIRMATION: bestätigte Termine werden aktiv</w:t>
         <w:br/>
-        <w:t>7. Commit</w:t>
+        <w:t>6. CANCELLED: Abbruch oder Ablehnung</w:t>
+      </w:r>
+    </w:p>
+    <w:p>
+      <w:pPr>
+        <w:pStyle w:val="Heading1"/>
+      </w:pPr>
+      <w:r>
+        <w:t>7. Konfliktlogik</w:t>
+      </w:r>
+    </w:p>
+    <w:p>
+      <w:r>
+        <w:t>- Raumkonflikt: zeitliche Überschneidung im gleichen Raum</w:t>
         <w:br/>
-        <w:t>8. Post-Commit-Check</w:t>
+        <w:t>- Ressourcenkonflikt: Überbuchung begrenzter Ressourcen</w:t>
         <w:br/>
+        <w:t>- Sperrzeiten: definierte nicht nutzbare Zeiträume</w:t>
+        <w:br/>
+        <w:t>- Konflikte werden markiert, aber nicht blockiert</w:t>
+      </w:r>
+    </w:p>
+    <w:p>
+      <w:pPr>
+        <w:pStyle w:val="Heading1"/>
+      </w:pPr>
+      <w:r>
+        <w:t>8. Datenprinzipien</w:t>
+      </w:r>
+    </w:p>
+    <w:p>
+      <w:r>
+        <w:t>- UUID als Primärschlüssel</w:t>
+        <w:br/>
+        <w:t>- Soft Delete statt physischem Löschen</w:t>
+        <w:br/>
+        <w:t>- Snapshot für Personen in Terminen</w:t>
+        <w:br/>
+        <w:t>- Change Log für alle Änderungen</w:t>
+        <w:br/>
+        <w:t>- Transaktionssichere Schreiboperationen</w:t>
+      </w:r>
+    </w:p>
+    <w:p>
+      <w:pPr>
+        <w:pStyle w:val="Heading1"/>
+      </w:pPr>
+      <w:r>
+        <w:t>9. Nicht im MVP enthalten</w:t>
+      </w:r>
+    </w:p>
+    <w:p>
+      <w:r>
+        <w:t>- Mehrstufige Workflows</w:t>
+        <w:br/>
+        <w:t>- Automatische Optimierung von Terminen</w:t>
+        <w:br/>
+        <w:t>- CMS-Integration</w:t>
+        <w:br/>
+        <w:t>- Externe API-Integrationen</w:t>
+        <w:br/>
+        <w:t>- KI-basierte Planung</w:t>
+        <w:br/>
+        <w:t>- Erweiterte Template-Systeme</w:t>
+      </w:r>
+    </w:p>
+    <w:p>
+      <w:pPr>
+        <w:pStyle w:val="Heading1"/>
+      </w:pPr>
+      <w:r>
+        <w:t>10. MVP-Erfolgskriterium</w:t>
+      </w:r>
+    </w:p>
+    <w:p>
+      <w:r>
+        <w:t>Das MVP gilt als erfolgreich umgesetzt, wenn ein vollständiger Anlass inklusive Erstellung, Konfliktprüfung, Freigabe und Veröffentlichung ohne manuelle Datenbankeingriffe durchführbar ist.</w:t>
       </w:r>
     </w:p>
     <w:p>
@@ -189,64 +229,20 @@
         <w:pStyle w:val="Heading1"/>
       </w:pPr>
       <w:r>
-        <w:t>Anhang A – Datenmodell (Detail)</w:t>
+        <w:t>11. Erweiterbarkeit (Future Scope)</w:t>
       </w:r>
     </w:p>
     <w:p>
       <w:r>
-        <w:t>Relationale Struktur mit UUIDs, Snapshots und Beziehungen wie spezifiziert.</w:t>
-      </w:r>
-    </w:p>
-    <w:p>
-      <w:pPr>
-        <w:pStyle w:val="Heading1"/>
-      </w:pPr>
-      <w:r>
-        <w:t>Anhang B – Logikregeln</w:t>
-      </w:r>
-    </w:p>
-    <w:p>
-      <w:r>
-        <w:t>Deterministische Regeln für Konflikte, Status und Verhalten.</w:t>
-      </w:r>
-    </w:p>
-    <w:p>
-      <w:pPr>
-        <w:pStyle w:val="Heading1"/>
-      </w:pPr>
-      <w:r>
-        <w:t>Anhang C – Transaktionen</w:t>
-      </w:r>
-    </w:p>
-    <w:p>
-      <w:r>
-        <w:t>ACID, Locking, Isolation Levels und Advisory Locks.</w:t>
-      </w:r>
-    </w:p>
-    <w:p>
-      <w:pPr>
-        <w:pStyle w:val="Heading1"/>
-      </w:pPr>
-      <w:r>
-        <w:t>Anhang D – Personenmodell</w:t>
-      </w:r>
-    </w:p>
-    <w:p>
-      <w:r>
-        <w:t>Person als zentrale Entität, User als Spezialfall, Snapshot-Mechanismus.</w:t>
-      </w:r>
-    </w:p>
-    <w:p>
-      <w:pPr>
-        <w:pStyle w:val="Heading1"/>
-      </w:pPr>
-      <w:r>
-        <w:t>Anhang E – Prozesse</w:t>
-      </w:r>
-    </w:p>
-    <w:p>
-      <w:r>
-        <w:t>Deterministische Abläufe für Erstellung und Änderung von Terminen.</w:t>
+        <w:t>- Erweiterte Workflow-Engine</w:t>
+        <w:br/>
+        <w:t>- Benachrichtigungssystem (Mail/Push)</w:t>
+        <w:br/>
+        <w:t>- Wiederkehrende komplexe Regelwerke</w:t>
+        <w:br/>
+        <w:t>- Infrastruktur- und Mediensysteme</w:t>
+        <w:br/>
+        <w:t>- Integration externer Systeme (CMS etc.)</w:t>
       </w:r>
     </w:p>
     <w:sectPr>
@@ -268,7 +264,7 @@
       <w:pStyle w:val="Footer"/>
     </w:pPr>
     <w:r>
-      <w:t>Version 5.0 – 22.04.2026</w:t>
+      <w:t>Version 6.2 – MVP finalisiert</w:t>
     </w:r>
   </w:p>
 </w:ftr>
@@ -281,7 +277,7 @@
       <w:pStyle w:val="Header"/>
     </w:pPr>
     <w:r>
-      <w:t>Lasten- &amp; Pflichtenheft – Kirchenplanungssystem (intern)</w:t>
+      <w:t>Lastenheft – Kirchenplanungssystem</w:t>
     </w:r>
   </w:p>
 </w:hdr>

--- a/docs/Lastenheft_Kirchenplanung.docx
+++ b/docs/Lastenheft_Kirchenplanung.docx
@@ -16,7 +16,7 @@
         <w:t>Kirchliches Planungs- und Reservationssystem</w:t>
         <w:br/>
         <w:br/>
-        <w:t>Version 6.2 – MVP finalisiert</w:t>
+        <w:t>Version 6.3 – operationalisiert</w:t>
       </w:r>
     </w:p>
     <w:p>
@@ -29,12 +29,12 @@
         <w:pStyle w:val="Heading1"/>
       </w:pPr>
       <w:r>
-        <w:t>1. Ausgangslage</w:t>
+        <w:t>1. Zielsetzung</w:t>
       </w:r>
     </w:p>
     <w:p>
       <w:r>
-        <w:t>Das System dient der Planung, Koordination und Freigabe von kirchlichen Anlässen in Kirche und Pfarreiheim. Ziel ist die zentrale, konfliktbewusste Verwaltung von Räumen, Ressourcen und Beteiligten.</w:t>
+        <w:t>Das System bildet die vollständige digitale Planung, Konfliktbewertung und Freigabe von kirchlichen Anlässen ab.</w:t>
       </w:r>
     </w:p>
     <w:p>
@@ -42,12 +42,20 @@
         <w:pStyle w:val="Heading1"/>
       </w:pPr>
       <w:r>
-        <w:t>2. Zielsetzung</w:t>
+        <w:t>2. Systemprinzipien</w:t>
       </w:r>
     </w:p>
     <w:p>
       <w:r>
-        <w:t>Das System soll eine durchgängige digitale Abbildung des Planungsprozesses ermöglichen: von der Anfrage über die Prüfung und Freigabe bis zur Durchführung eines Anlasses.</w:t>
+        <w:t>- Anlass als zentrales Objekt</w:t>
+        <w:br/>
+        <w:t>- Termine als Instanzen</w:t>
+        <w:br/>
+        <w:t>- Konflikte werden markiert, aber nicht blockiert</w:t>
+        <w:br/>
+        <w:t>- Entscheidungen erfolgen rollenbasiert</w:t>
+        <w:br/>
+        <w:t>- Transparenz und Nachvollziehbarkeit sind verpflichtend</w:t>
       </w:r>
     </w:p>
     <w:p>
@@ -55,22 +63,20 @@
         <w:pStyle w:val="Heading1"/>
       </w:pPr>
       <w:r>
-        <w:t>3. Grundprinzipien</w:t>
+        <w:t>3. Rollenmodell (präzisiert)</w:t>
       </w:r>
     </w:p>
     <w:p>
       <w:r>
-        <w:t>- Anlass als zentrales Objekt</w:t>
+        <w:t>- Requester: erstellt Anfragen</w:t>
         <w:br/>
-        <w:t>- Termine als konkrete Instanzen</w:t>
+        <w:t>- Approver: entscheidet über Freigaben</w:t>
         <w:br/>
-        <w:t>- Konflikte werden sichtbar, aber nicht blockierend behandelt</w:t>
+        <w:t>- Admin: vollständige Rechte</w:t>
         <w:br/>
-        <w:t>- Rollenbasiertes Berechtigungssystem</w:t>
+        <w:t>- Rollen sind kombinierbar</w:t>
         <w:br/>
-        <w:t>- Transaktionssichere Datenverarbeitung</w:t>
-        <w:br/>
-        <w:t>- Nachvollziehbarkeit aller Änderungen (Audit Log)</w:t>
+        <w:t>- Self-Approval ist verboten (Ersteller darf eigene Einträge nicht freigeben)</w:t>
       </w:r>
     </w:p>
     <w:p>
@@ -78,24 +84,20 @@
         <w:pStyle w:val="Heading1"/>
       </w:pPr>
       <w:r>
-        <w:t>4. Systemumfang (funktional)</w:t>
+        <w:t>4. Konflikt-Governance (NEU KLAR DEFINIERT)</w:t>
       </w:r>
     </w:p>
     <w:p>
       <w:r>
-        <w:t>- Verwaltung von Anlässen und Terminen</w:t>
+        <w:t>Konflikte werden nicht blockiert, sondern steuern den Freigabeprozess:</w:t>
         <w:br/>
-        <w:t>- Raum- und Ressourcenplanung</w:t>
+        <w:t>- Ohne Konflikt: Approver kann direkt bestätigen</w:t>
         <w:br/>
-        <w:t>- Beteiligte Personen pro Termin</w:t>
+        <w:t>- Mit Konflikt: zwingende Prüfung durch Approver/Admin erforderlich</w:t>
         <w:br/>
-        <w:t>- Konfliktanzeige (Raum, Zeit, Ressourcen, Sperrzeiten)</w:t>
+        <w:t>- Requester kann niemals trotz Konflikt final bestätigen</w:t>
         <w:br/>
-        <w:t>- Kalenderansicht</w:t>
-        <w:br/>
-        <w:t>- Freigabe-Workflow</w:t>
-        <w:br/>
-        <w:t>- Änderungsverlauf (Change Log)</w:t>
+        <w:t>- Verantwortung für Konfliktentscheidung liegt beim Approver</w:t>
       </w:r>
     </w:p>
     <w:p>
@@ -103,18 +105,23 @@
         <w:pStyle w:val="Heading1"/>
       </w:pPr>
       <w:r>
-        <w:t>5. Rollenmodell</w:t>
+        <w:t>5. Workflow (finalisiert)</w:t>
       </w:r>
     </w:p>
     <w:p>
       <w:r>
-        <w:t>- Requester: erstellt Anfragen</w:t>
+        <w:t>Statusfluss:</w:t>
         <w:br/>
-        <w:t>- Approver: prüft und entscheidet</w:t>
+        <w:t>requested → approved → confirmed</w:t>
         <w:br/>
-        <w:t>- Admin: vollständige Rechte</w:t>
+        <w:t>requested → rejected → cancelled</w:t>
         <w:br/>
-        <w:t>- User kann mehrere Rollen besitzen</w:t>
+        <w:br/>
+        <w:t>Regeln:</w:t>
+        <w:br/>
+        <w:t>- rejected kehrt zum Requester zur Anpassung oder Duplizierung zurück</w:t>
+        <w:br/>
+        <w:t>- keine Endzustände ohne Bearbeitungsmöglichkeit (ausser cancelled)</w:t>
       </w:r>
     </w:p>
     <w:p>
@@ -122,25 +129,18 @@
         <w:pStyle w:val="Heading1"/>
       </w:pPr>
       <w:r>
-        <w:t>6. Workflow (MVP)</w:t>
+        <w:t>6. Beteiligte Personen (finales Modell)</w:t>
       </w:r>
     </w:p>
     <w:p>
       <w:r>
-        <w:t>Der systematische Ablauf eines Anlasses:</w:t>
+        <w:t>- Person = Masterdatenobjekt (kann User sein, muss aber nicht)</w:t>
         <w:br/>
+        <w:t>- User = Login-Entität mit Rollen</w:t>
         <w:br/>
-        <w:t>1. REQUEST: Erstellung eines Anlasses (status = requested)</w:t>
+        <w:t>- Participants in Occurrences sind Snapshots (keine nachträgliche Änderung)</w:t>
         <w:br/>
-        <w:t>2. VALIDATION: technische Prüfung</w:t>
-        <w:br/>
-        <w:t>3. CONFLICT CHECK: Berechnung von Konflikten</w:t>
-        <w:br/>
-        <w:t>4. APPROVAL: Freigabe oder Ablehnung durch berechtigte Rolle</w:t>
-        <w:br/>
-        <w:t>5. CONFIRMATION: bestätigte Termine werden aktiv</w:t>
-        <w:br/>
-        <w:t>6. CANCELLED: Abbruch oder Ablehnung</w:t>
+        <w:t>- Externe Personen können ohne User existieren</w:t>
       </w:r>
     </w:p>
     <w:p>
@@ -148,18 +148,23 @@
         <w:pStyle w:val="Heading1"/>
       </w:pPr>
       <w:r>
-        <w:t>7. Konfliktlogik</w:t>
+        <w:t>7. Kalenderlogik (NEU KLAR DEFINIERT)</w:t>
       </w:r>
     </w:p>
     <w:p>
       <w:r>
-        <w:t>- Raumkonflikt: zeitliche Überschneidung im gleichen Raum</w:t>
+        <w:t>Sichtbarkeit:</w:t>
         <w:br/>
-        <w:t>- Ressourcenkonflikt: Überbuchung begrenzter Ressourcen</w:t>
+        <w:t>- User sieht eigene Anlässe</w:t>
         <w:br/>
-        <w:t>- Sperrzeiten: definierte nicht nutzbare Zeiträume</w:t>
+        <w:t>- Approver sieht alle relevanten Anfragen</w:t>
         <w:br/>
-        <w:t>- Konflikte werden markiert, aber nicht blockiert</w:t>
+        <w:t>- Admin sieht alles</w:t>
+        <w:br/>
+        <w:t>- bestätigte öffentliche Anlässe sind grundsätzlich sichtbar</w:t>
+        <w:br/>
+        <w:br/>
+        <w:t>Filterung erfolgt nach Rolle und Zuständigkeit</w:t>
       </w:r>
     </w:p>
     <w:p>
@@ -167,7 +172,26 @@
         <w:pStyle w:val="Heading1"/>
       </w:pPr>
       <w:r>
-        <w:t>8. Datenprinzipien</w:t>
+        <w:t>8. Konfliktlogik (unverändert, aber präzisiert)</w:t>
+      </w:r>
+    </w:p>
+    <w:p>
+      <w:r>
+        <w:t>- Raumkonflikt: zeitliche Überschneidung gleicher Location</w:t>
+        <w:br/>
+        <w:t>- Ressourcen: Überbuchung von Kapazitäten</w:t>
+        <w:br/>
+        <w:t>- Sperrzeiten: Blackouts ohne Override</w:t>
+        <w:br/>
+        <w:t>- Konflikte werden persistiert (has_conflict, is_tentative)</w:t>
+      </w:r>
+    </w:p>
+    <w:p>
+      <w:pPr>
+        <w:pStyle w:val="Heading1"/>
+      </w:pPr>
+      <w:r>
+        <w:t>9. Datenprinzipien</w:t>
       </w:r>
     </w:p>
     <w:p>
@@ -176,11 +200,11 @@
         <w:br/>
         <w:t>- Soft Delete statt physischem Löschen</w:t>
         <w:br/>
-        <w:t>- Snapshot für Personen in Terminen</w:t>
-        <w:br/>
         <w:t>- Change Log für alle Änderungen</w:t>
         <w:br/>
-        <w:t>- Transaktionssichere Schreiboperationen</w:t>
+        <w:t>- Snapshot-Strategie für Personen</w:t>
+        <w:br/>
+        <w:t>- Transaktionen sind verpflichtend</w:t>
       </w:r>
     </w:p>
     <w:p>
@@ -188,22 +212,18 @@
         <w:pStyle w:val="Heading1"/>
       </w:pPr>
       <w:r>
-        <w:t>9. Nicht im MVP enthalten</w:t>
+        <w:t>10. Erfolgskriterien (VERSTÄRKT)</w:t>
       </w:r>
     </w:p>
     <w:p>
       <w:r>
-        <w:t>- Mehrstufige Workflows</w:t>
+        <w:t>- vollständiger End-to-End Prozess ohne DB-Eingriffe</w:t>
         <w:br/>
-        <w:t>- Automatische Optimierung von Terminen</w:t>
+        <w:t>- parallele Nutzung ohne Dateninkonsistenzen</w:t>
         <w:br/>
-        <w:t>- CMS-Integration</w:t>
+        <w:t>- Kalender lädt typische Woche &lt; 2 Sekunden</w:t>
         <w:br/>
-        <w:t>- Externe API-Integrationen</w:t>
-        <w:br/>
-        <w:t>- KI-basierte Planung</w:t>
-        <w:br/>
-        <w:t>- Erweiterte Template-Systeme</w:t>
+        <w:t>- Zugriffskontrolle nach Rollen funktioniert korrekt</w:t>
       </w:r>
     </w:p>
     <w:p>
@@ -211,17 +231,20 @@
         <w:pStyle w:val="Heading1"/>
       </w:pPr>
       <w:r>
-        <w:t>10. MVP-Erfolgskriterium</w:t>
+        <w:t>11. Nicht im MVP enthalten</w:t>
       </w:r>
     </w:p>
     <w:p>
       <w:r>
-        <w:t>Das MVP gilt als erfolgreich umgesetzt, wenn ein vollständiger Anlass inklusive Erstellung, Konfliktprüfung, Freigabe und Veröffentlichung ohne manuelle Datenbankeingriffe durchführbar ist.</w:t>
-      </w:r>
-    </w:p>
-    <w:p>
-      <w:r>
-        <w:br w:type="page"/>
+        <w:t>- mehrstufige Workflows</w:t>
+        <w:br/>
+        <w:t>- externe CMS Integration</w:t>
+        <w:br/>
+        <w:t>- KI-Planung</w:t>
+        <w:br/>
+        <w:t>- automatische Optimierung</w:t>
+        <w:br/>
+        <w:t>- erweiterte Template-Engine</w:t>
       </w:r>
     </w:p>
     <w:p>
@@ -229,20 +252,16 @@
         <w:pStyle w:val="Heading1"/>
       </w:pPr>
       <w:r>
-        <w:t>11. Erweiterbarkeit (Future Scope)</w:t>
+        <w:t>12. Technische Rahmenbedingungen (MINIMAL)</w:t>
       </w:r>
     </w:p>
     <w:p>
       <w:r>
-        <w:t>- Erweiterte Workflow-Engine</w:t>
+        <w:t>- Webbasierte Anwendung (Browser-first)</w:t>
         <w:br/>
-        <w:t>- Benachrichtigungssystem (Mail/Push)</w:t>
+        <w:t>- Mobile kompatibel</w:t>
         <w:br/>
-        <w:t>- Wiederkehrende komplexe Regelwerke</w:t>
-        <w:br/>
-        <w:t>- Infrastruktur- und Mediensysteme</w:t>
-        <w:br/>
-        <w:t>- Integration externer Systeme (CMS etc.)</w:t>
+        <w:t>- Backend datenbankgestützt (PostgreSQL empfohlen)</w:t>
       </w:r>
     </w:p>
     <w:sectPr>
@@ -264,7 +283,7 @@
       <w:pStyle w:val="Footer"/>
     </w:pPr>
     <w:r>
-      <w:t>Version 6.2 – MVP finalisiert</w:t>
+      <w:t>Version 6.3 – operationalisiert</w:t>
     </w:r>
   </w:p>
 </w:ftr>

--- a/docs/Lastenheft_Kirchenplanung.docx
+++ b/docs/Lastenheft_Kirchenplanung.docx
@@ -45,7 +45,7 @@
           <w:sz w:val="22"/>
           <w:szCs w:val="22"/>
         </w:rPr>
-        <w:t xml:space="preserve">Version 6.4 – konsolidiert</w:t>
+        <w:t xml:space="preserve">Version 6.5 – konsolidiert</w:t>
       </w:r>
     </w:p>
     <w:p>
@@ -184,6 +184,22 @@
           <w:szCs w:val="22"/>
         </w:rPr>
         <w:t xml:space="preserve">Datenschutz by Design: nur notwendige Personendaten, klare Aufbewahrungsfristen</w:t>
+      </w:r>
+    </w:p>
+    <w:p>
+      <w:pPr>
+        <w:pStyle w:val="ListParagraph"/>
+        <w:numPr>
+          <w:ilvl w:val="0"/>
+          <w:numId w:val="2"/>
+        </w:numPr>
+      </w:pPr>
+      <w:r>
+        <w:rPr>
+          <w:sz w:val="22"/>
+          <w:szCs w:val="22"/>
+        </w:rPr>
+        <w:t xml:space="preserve">Kein Personenbezug im Langzeitarchiv</w:t>
       </w:r>
     </w:p>
     <w:p>
@@ -269,7 +285,6 @@
               <w:rPr>
                 <w:b/>
                 <w:bCs/>
-                <w:color w:val="000000"/>
                 <w:sz w:val="20"/>
                 <w:szCs w:val="20"/>
               </w:rPr>
@@ -299,7 +314,6 @@
               <w:rPr>
                 <w:b/>
                 <w:bCs/>
-                <w:color w:val="000000"/>
                 <w:sz w:val="20"/>
                 <w:szCs w:val="20"/>
               </w:rPr>
@@ -329,7 +343,6 @@
               <w:rPr>
                 <w:b/>
                 <w:bCs/>
-                <w:color w:val="000000"/>
                 <w:sz w:val="20"/>
                 <w:szCs w:val="20"/>
               </w:rPr>
@@ -361,7 +374,6 @@
               <w:rPr>
                 <w:b w:val="false"/>
                 <w:bCs w:val="false"/>
-                <w:color w:val="000000"/>
                 <w:sz w:val="20"/>
                 <w:szCs w:val="20"/>
               </w:rPr>
@@ -391,7 +403,6 @@
               <w:rPr>
                 <w:b w:val="false"/>
                 <w:bCs w:val="false"/>
-                <w:color w:val="000000"/>
                 <w:sz w:val="20"/>
                 <w:szCs w:val="20"/>
               </w:rPr>
@@ -421,7 +432,6 @@
               <w:rPr>
                 <w:b w:val="false"/>
                 <w:bCs w:val="false"/>
-                <w:color w:val="000000"/>
                 <w:sz w:val="20"/>
                 <w:szCs w:val="20"/>
               </w:rPr>
@@ -453,7 +463,6 @@
               <w:rPr>
                 <w:b w:val="false"/>
                 <w:bCs w:val="false"/>
-                <w:color w:val="000000"/>
                 <w:sz w:val="20"/>
                 <w:szCs w:val="20"/>
               </w:rPr>
@@ -483,7 +492,6 @@
               <w:rPr>
                 <w:b w:val="false"/>
                 <w:bCs w:val="false"/>
-                <w:color w:val="000000"/>
                 <w:sz w:val="20"/>
                 <w:szCs w:val="20"/>
               </w:rPr>
@@ -513,7 +521,6 @@
               <w:rPr>
                 <w:b w:val="false"/>
                 <w:bCs w:val="false"/>
-                <w:color w:val="000000"/>
                 <w:sz w:val="20"/>
                 <w:szCs w:val="20"/>
               </w:rPr>
@@ -545,7 +552,6 @@
               <w:rPr>
                 <w:b w:val="false"/>
                 <w:bCs w:val="false"/>
-                <w:color w:val="000000"/>
                 <w:sz w:val="20"/>
                 <w:szCs w:val="20"/>
               </w:rPr>
@@ -575,7 +581,6 @@
               <w:rPr>
                 <w:b w:val="false"/>
                 <w:bCs w:val="false"/>
-                <w:color w:val="000000"/>
                 <w:sz w:val="20"/>
                 <w:szCs w:val="20"/>
               </w:rPr>
@@ -605,7 +610,6 @@
               <w:rPr>
                 <w:b w:val="false"/>
                 <w:bCs w:val="false"/>
-                <w:color w:val="000000"/>
                 <w:sz w:val="20"/>
                 <w:szCs w:val="20"/>
               </w:rPr>
@@ -786,7 +790,6 @@
               <w:rPr>
                 <w:b/>
                 <w:bCs/>
-                <w:color w:val="000000"/>
                 <w:sz w:val="20"/>
                 <w:szCs w:val="20"/>
               </w:rPr>
@@ -816,7 +819,6 @@
               <w:rPr>
                 <w:b/>
                 <w:bCs/>
-                <w:color w:val="000000"/>
                 <w:sz w:val="20"/>
                 <w:szCs w:val="20"/>
               </w:rPr>
@@ -846,7 +848,6 @@
               <w:rPr>
                 <w:b/>
                 <w:bCs/>
-                <w:color w:val="000000"/>
                 <w:sz w:val="20"/>
                 <w:szCs w:val="20"/>
               </w:rPr>
@@ -878,7 +879,6 @@
               <w:rPr>
                 <w:b w:val="false"/>
                 <w:bCs w:val="false"/>
-                <w:color w:val="000000"/>
                 <w:sz w:val="20"/>
                 <w:szCs w:val="20"/>
               </w:rPr>
@@ -908,7 +908,6 @@
               <w:rPr>
                 <w:b w:val="false"/>
                 <w:bCs w:val="false"/>
-                <w:color w:val="000000"/>
                 <w:sz w:val="20"/>
                 <w:szCs w:val="20"/>
               </w:rPr>
@@ -938,7 +937,6 @@
               <w:rPr>
                 <w:b w:val="false"/>
                 <w:bCs w:val="false"/>
-                <w:color w:val="000000"/>
                 <w:sz w:val="20"/>
                 <w:szCs w:val="20"/>
               </w:rPr>
@@ -970,7 +968,6 @@
               <w:rPr>
                 <w:b w:val="false"/>
                 <w:bCs w:val="false"/>
-                <w:color w:val="000000"/>
                 <w:sz w:val="20"/>
                 <w:szCs w:val="20"/>
               </w:rPr>
@@ -1000,7 +997,6 @@
               <w:rPr>
                 <w:b w:val="false"/>
                 <w:bCs w:val="false"/>
-                <w:color w:val="000000"/>
                 <w:sz w:val="20"/>
                 <w:szCs w:val="20"/>
               </w:rPr>
@@ -1030,7 +1026,6 @@
               <w:rPr>
                 <w:b w:val="false"/>
                 <w:bCs w:val="false"/>
-                <w:color w:val="000000"/>
                 <w:sz w:val="20"/>
                 <w:szCs w:val="20"/>
               </w:rPr>
@@ -1062,7 +1057,6 @@
               <w:rPr>
                 <w:b w:val="false"/>
                 <w:bCs w:val="false"/>
-                <w:color w:val="000000"/>
                 <w:sz w:val="20"/>
                 <w:szCs w:val="20"/>
               </w:rPr>
@@ -1092,7 +1086,6 @@
               <w:rPr>
                 <w:b w:val="false"/>
                 <w:bCs w:val="false"/>
-                <w:color w:val="000000"/>
                 <w:sz w:val="20"/>
                 <w:szCs w:val="20"/>
               </w:rPr>
@@ -1122,7 +1115,6 @@
               <w:rPr>
                 <w:b w:val="false"/>
                 <w:bCs w:val="false"/>
-                <w:color w:val="000000"/>
                 <w:sz w:val="20"/>
                 <w:szCs w:val="20"/>
               </w:rPr>
@@ -1154,7 +1146,6 @@
               <w:rPr>
                 <w:b w:val="false"/>
                 <w:bCs w:val="false"/>
-                <w:color w:val="000000"/>
                 <w:sz w:val="20"/>
                 <w:szCs w:val="20"/>
               </w:rPr>
@@ -1184,7 +1175,6 @@
               <w:rPr>
                 <w:b w:val="false"/>
                 <w:bCs w:val="false"/>
-                <w:color w:val="000000"/>
                 <w:sz w:val="20"/>
                 <w:szCs w:val="20"/>
               </w:rPr>
@@ -1214,7 +1204,6 @@
               <w:rPr>
                 <w:b w:val="false"/>
                 <w:bCs w:val="false"/>
-                <w:color w:val="000000"/>
                 <w:sz w:val="20"/>
                 <w:szCs w:val="20"/>
               </w:rPr>
@@ -1246,7 +1235,6 @@
               <w:rPr>
                 <w:b w:val="false"/>
                 <w:bCs w:val="false"/>
-                <w:color w:val="000000"/>
                 <w:sz w:val="20"/>
                 <w:szCs w:val="20"/>
               </w:rPr>
@@ -1276,7 +1264,6 @@
               <w:rPr>
                 <w:b w:val="false"/>
                 <w:bCs w:val="false"/>
-                <w:color w:val="000000"/>
                 <w:sz w:val="20"/>
                 <w:szCs w:val="20"/>
               </w:rPr>
@@ -1306,7 +1293,6 @@
               <w:rPr>
                 <w:b w:val="false"/>
                 <w:bCs w:val="false"/>
-                <w:color w:val="000000"/>
                 <w:sz w:val="20"/>
                 <w:szCs w:val="20"/>
               </w:rPr>
@@ -1338,7 +1324,6 @@
               <w:rPr>
                 <w:b w:val="false"/>
                 <w:bCs w:val="false"/>
-                <w:color w:val="000000"/>
                 <w:sz w:val="20"/>
                 <w:szCs w:val="20"/>
               </w:rPr>
@@ -1368,7 +1353,6 @@
               <w:rPr>
                 <w:b w:val="false"/>
                 <w:bCs w:val="false"/>
-                <w:color w:val="000000"/>
                 <w:sz w:val="20"/>
                 <w:szCs w:val="20"/>
               </w:rPr>
@@ -1398,7 +1382,6 @@
               <w:rPr>
                 <w:b w:val="false"/>
                 <w:bCs w:val="false"/>
-                <w:color w:val="000000"/>
                 <w:sz w:val="20"/>
                 <w:szCs w:val="20"/>
               </w:rPr>
@@ -1936,7 +1919,6 @@
               <w:rPr>
                 <w:b/>
                 <w:bCs/>
-                <w:color w:val="000000"/>
                 <w:sz w:val="20"/>
                 <w:szCs w:val="20"/>
               </w:rPr>
@@ -1966,7 +1948,6 @@
               <w:rPr>
                 <w:b/>
                 <w:bCs/>
-                <w:color w:val="000000"/>
                 <w:sz w:val="20"/>
                 <w:szCs w:val="20"/>
               </w:rPr>
@@ -1998,7 +1979,6 @@
               <w:rPr>
                 <w:b w:val="false"/>
                 <w:bCs w:val="false"/>
-                <w:color w:val="000000"/>
                 <w:sz w:val="20"/>
                 <w:szCs w:val="20"/>
               </w:rPr>
@@ -2028,7 +2008,6 @@
               <w:rPr>
                 <w:b w:val="false"/>
                 <w:bCs w:val="false"/>
-                <w:color w:val="000000"/>
                 <w:sz w:val="20"/>
                 <w:szCs w:val="20"/>
               </w:rPr>
@@ -2060,7 +2039,6 @@
               <w:rPr>
                 <w:b w:val="false"/>
                 <w:bCs w:val="false"/>
-                <w:color w:val="000000"/>
                 <w:sz w:val="20"/>
                 <w:szCs w:val="20"/>
               </w:rPr>
@@ -2090,7 +2068,6 @@
               <w:rPr>
                 <w:b w:val="false"/>
                 <w:bCs w:val="false"/>
-                <w:color w:val="000000"/>
                 <w:sz w:val="20"/>
                 <w:szCs w:val="20"/>
               </w:rPr>
@@ -2122,7 +2099,6 @@
               <w:rPr>
                 <w:b w:val="false"/>
                 <w:bCs w:val="false"/>
-                <w:color w:val="000000"/>
                 <w:sz w:val="20"/>
                 <w:szCs w:val="20"/>
               </w:rPr>
@@ -2152,7 +2128,6 @@
               <w:rPr>
                 <w:b w:val="false"/>
                 <w:bCs w:val="false"/>
-                <w:color w:val="000000"/>
                 <w:sz w:val="20"/>
                 <w:szCs w:val="20"/>
               </w:rPr>
@@ -2184,7 +2159,6 @@
               <w:rPr>
                 <w:b w:val="false"/>
                 <w:bCs w:val="false"/>
-                <w:color w:val="000000"/>
                 <w:sz w:val="20"/>
                 <w:szCs w:val="20"/>
               </w:rPr>
@@ -2214,7 +2188,6 @@
               <w:rPr>
                 <w:b w:val="false"/>
                 <w:bCs w:val="false"/>
-                <w:color w:val="000000"/>
                 <w:sz w:val="20"/>
                 <w:szCs w:val="20"/>
               </w:rPr>
@@ -2320,7 +2293,23 @@
           <w:sz w:val="22"/>
           <w:szCs w:val="22"/>
         </w:rPr>
-        <w:t xml:space="preserve">Soft Delete statt physischem Löschen (gelöschte Datensätze bleiben im System mit deleted_at-Timestamp)</w:t>
+        <w:t xml:space="preserve">Soft Delete mit deleted_at-Timestamp für operative Löschungen</w:t>
+      </w:r>
+    </w:p>
+    <w:p>
+      <w:pPr>
+        <w:pStyle w:val="ListParagraph"/>
+        <w:numPr>
+          <w:ilvl w:val="0"/>
+          <w:numId w:val="2"/>
+        </w:numPr>
+      </w:pPr>
+      <w:r>
+        <w:rPr>
+          <w:sz w:val="22"/>
+          <w:szCs w:val="22"/>
+        </w:rPr>
+        <w:t xml:space="preserve">Physisches Löschen erfolgt ausschliesslich durch den Archivierungsjob (siehe Abschnitt 9.6)</w:t>
       </w:r>
     </w:p>
     <w:p>
@@ -2385,6 +2374,22 @@
           <w:szCs w:val="22"/>
         </w:rPr>
         <w:t xml:space="preserve">Konfliktfelder has_conflict und is_tentative werden persistiert</w:t>
+      </w:r>
+    </w:p>
+    <w:p>
+      <w:pPr>
+        <w:pStyle w:val="ListParagraph"/>
+        <w:numPr>
+          <w:ilvl w:val="0"/>
+          <w:numId w:val="2"/>
+        </w:numPr>
+      </w:pPr>
+      <w:r>
+        <w:rPr>
+          <w:sz w:val="22"/>
+          <w:szCs w:val="22"/>
+        </w:rPr>
+        <w:t xml:space="preserve">Produktions-DB enthält ausschliesslich Daten des rollenden 2-Jahres-Fensters; ältere Daten leben nur noch im Archiv</w:t>
       </w:r>
     </w:p>
     <w:p>
@@ -2595,55 +2600,71 @@
           <w:sz w:val="24"/>
           <w:szCs w:val="24"/>
         </w:rPr>
-        <w:t xml:space="preserve">9.3 Aufbewahrung und Löschung</w:t>
-      </w:r>
-    </w:p>
-    <w:p>
-      <w:pPr>
-        <w:pStyle w:val="ListParagraph"/>
-        <w:numPr>
-          <w:ilvl w:val="0"/>
-          <w:numId w:val="2"/>
-        </w:numPr>
-      </w:pPr>
-      <w:r>
-        <w:rPr>
-          <w:sz w:val="22"/>
-          <w:szCs w:val="22"/>
-        </w:rPr>
-        <w:t xml:space="preserve">Audit Log: Aufbewahrungsdauer konfigurierbar (Empfehlung: 2 Jahre, danach automatische Anonymisierung)</w:t>
-      </w:r>
-    </w:p>
-    <w:p>
-      <w:pPr>
-        <w:pStyle w:val="ListParagraph"/>
-        <w:numPr>
-          <w:ilvl w:val="0"/>
-          <w:numId w:val="2"/>
-        </w:numPr>
-      </w:pPr>
-      <w:r>
-        <w:rPr>
-          <w:sz w:val="22"/>
-          <w:szCs w:val="22"/>
-        </w:rPr>
-        <w:t xml:space="preserve">Soft-deleted Datensätze: nach konfigurierbarer Frist (Empfehlung: 1 Jahr) werden Personenfelder anonymisiert (nicht gelöscht, da historische Termine erhalten bleiben müssen)</w:t>
-      </w:r>
-    </w:p>
-    <w:p>
-      <w:pPr>
-        <w:pStyle w:val="ListParagraph"/>
-        <w:numPr>
-          <w:ilvl w:val="0"/>
-          <w:numId w:val="2"/>
-        </w:numPr>
-      </w:pPr>
-      <w:r>
-        <w:rPr>
-          <w:sz w:val="22"/>
-          <w:szCs w:val="22"/>
-        </w:rPr>
-        <w:t xml:space="preserve">Personenstammdaten: auf Anfrage der betroffenen Person vollständig anonymisierbar (Recht auf Vergessenwerden), sofern keine gesetzliche Aufbewahrungspflicht besteht</w:t>
+        <w:t xml:space="preserve">9.3 Aufbewahrung</w:t>
+      </w:r>
+    </w:p>
+    <w:p>
+      <w:pPr>
+        <w:pStyle w:val="ListParagraph"/>
+        <w:numPr>
+          <w:ilvl w:val="0"/>
+          <w:numId w:val="2"/>
+        </w:numPr>
+      </w:pPr>
+      <w:r>
+        <w:rPr>
+          <w:sz w:val="22"/>
+          <w:szCs w:val="22"/>
+        </w:rPr>
+        <w:t xml:space="preserve">Produktions-DB: rollendes Fenster von 2 Jahren (konfigurierbar)</w:t>
+      </w:r>
+    </w:p>
+    <w:p>
+      <w:pPr>
+        <w:pStyle w:val="ListParagraph"/>
+        <w:numPr>
+          <w:ilvl w:val="0"/>
+          <w:numId w:val="2"/>
+        </w:numPr>
+      </w:pPr>
+      <w:r>
+        <w:rPr>
+          <w:sz w:val="22"/>
+          <w:szCs w:val="22"/>
+        </w:rPr>
+        <w:t xml:space="preserve">Audit Log: Teil des rollenden Fensters; wird zusammen mit den zugehörigen Anlässen archiviert und aus der Produktion gelöscht</w:t>
+      </w:r>
+    </w:p>
+    <w:p>
+      <w:pPr>
+        <w:pStyle w:val="ListParagraph"/>
+        <w:numPr>
+          <w:ilvl w:val="0"/>
+          <w:numId w:val="2"/>
+        </w:numPr>
+      </w:pPr>
+      <w:r>
+        <w:rPr>
+          <w:sz w:val="22"/>
+          <w:szCs w:val="22"/>
+        </w:rPr>
+        <w:t xml:space="preserve">Backups: Aufbewahrungsfrist 90 Tage, danach automatisch überschrieben; verschlüsselt, lokal</w:t>
+      </w:r>
+    </w:p>
+    <w:p>
+      <w:pPr>
+        <w:pStyle w:val="ListParagraph"/>
+        <w:numPr>
+          <w:ilvl w:val="0"/>
+          <w:numId w:val="2"/>
+        </w:numPr>
+      </w:pPr>
+      <w:r>
+        <w:rPr>
+          <w:sz w:val="22"/>
+          <w:szCs w:val="22"/>
+        </w:rPr>
+        <w:t xml:space="preserve">Nach Ablauf des Fensters greift der Archivierungsjob (siehe 9.6) — kein manuelles Eingreifen nötig</w:t>
       </w:r>
     </w:p>
     <w:p>
@@ -2667,7 +2688,7 @@
           <w:sz w:val="24"/>
           <w:szCs w:val="24"/>
         </w:rPr>
-        <w:t xml:space="preserve">9.4 Auskunftsrecht</w:t>
+        <w:t xml:space="preserve">9.4 Auskunfts- und Löschrecht</w:t>
       </w:r>
     </w:p>
     <w:p>
@@ -2684,6 +2705,38 @@
           <w:szCs w:val="22"/>
         </w:rPr>
         <w:t xml:space="preserve">Admin-Funktion: Datenauszug pro Person auf Anfrage (MVP: manuell via Admin-Interface)</w:t>
+      </w:r>
+    </w:p>
+    <w:p>
+      <w:pPr>
+        <w:pStyle w:val="ListParagraph"/>
+        <w:numPr>
+          <w:ilvl w:val="0"/>
+          <w:numId w:val="2"/>
+        </w:numPr>
+      </w:pPr>
+      <w:r>
+        <w:rPr>
+          <w:sz w:val="22"/>
+          <w:szCs w:val="22"/>
+        </w:rPr>
+        <w:t xml:space="preserve">Recht auf Vergessenwerden: Personenstammdaten und alle Snapshots können auf Antrag sofort anonymisiert werden, unabhängig vom Archivierungszyklus</w:t>
+      </w:r>
+    </w:p>
+    <w:p>
+      <w:pPr>
+        <w:pStyle w:val="ListParagraph"/>
+        <w:numPr>
+          <w:ilvl w:val="0"/>
+          <w:numId w:val="2"/>
+        </w:numPr>
+      </w:pPr>
+      <w:r>
+        <w:rPr>
+          <w:sz w:val="22"/>
+          <w:szCs w:val="22"/>
+        </w:rPr>
+        <w:t xml:space="preserve">Sofort-Anonymisierung betrifft: person-Tabelle, alle occurrence_participant-Snapshots, lesbare Felder im Audit Log — nicht die UUIDs (Systemintegrität)</w:t>
       </w:r>
     </w:p>
     <w:p>
@@ -2771,7 +2824,521 @@
           <w:sz w:val="22"/>
           <w:szCs w:val="22"/>
         </w:rPr>
-        <w:t xml:space="preserve">Backups: verschlüsselt, lokal auf dem Kirchgemeinde-Server; Backup-Intervall und Aufbewahrung konfigurierbar</w:t>
+        <w:t xml:space="preserve">Backups: verschlüsselt (AES-256), lokal auf dem Kirchgemeinde-Server</w:t>
+      </w:r>
+    </w:p>
+    <w:p>
+      <w:pPr>
+        <w:spacing w:after="80"/>
+      </w:pPr>
+      <w:r>
+        <w:t xml:space="preserve"/>
+      </w:r>
+    </w:p>
+    <w:p>
+      <w:pPr>
+        <w:pStyle w:val="Heading2"/>
+        <w:spacing w:after="80" w:before="200"/>
+      </w:pPr>
+      <w:r>
+        <w:rPr>
+          <w:b/>
+          <w:bCs/>
+          <w:color w:val="3A6B8A"/>
+          <w:sz w:val="24"/>
+          <w:szCs w:val="24"/>
+        </w:rPr>
+        <w:t xml:space="preserve">9.6 Archivierungsjob</w:t>
+      </w:r>
+    </w:p>
+    <w:p>
+      <w:pPr>
+        <w:spacing w:after="120" w:before="60"/>
+        <w:ind w:left="360"/>
+      </w:pPr>
+      <w:r>
+        <w:rPr>
+          <w:i/>
+          <w:iCs/>
+          <w:color w:val="8B4000"/>
+          <w:sz w:val="20"/>
+          <w:szCs w:val="20"/>
+        </w:rPr>
+        <w:t xml:space="preserve">⚠ Der Job läuft automatisch, z.B. jährlich am 1. Januar, für alle Daten älter als 2 Jahre. Konfigurierbar.</w:t>
+      </w:r>
+    </w:p>
+    <w:p>
+      <w:pPr>
+        <w:spacing w:after="80"/>
+      </w:pPr>
+      <w:r>
+        <w:t xml:space="preserve"/>
+      </w:r>
+    </w:p>
+    <w:p>
+      <w:pPr>
+        <w:spacing w:after="120"/>
+      </w:pPr>
+      <w:r>
+        <w:rPr>
+          <w:sz w:val="22"/>
+          <w:szCs w:val="22"/>
+        </w:rPr>
+        <w:t xml:space="preserve">Der Job arbeitet in drei Schritten. Alle drei Schritte sind atomar: bei Fehler in Schritt 2 oder 3 wird abgebrochen und kein Schritt zurückgerollt bis zum nächsten Lauf.</w:t>
+      </w:r>
+    </w:p>
+    <w:p>
+      <w:pPr>
+        <w:spacing w:after="80"/>
+      </w:pPr>
+      <w:r>
+        <w:t xml:space="preserve"/>
+      </w:r>
+    </w:p>
+    <w:tbl>
+      <w:tblPr>
+        <w:tblW w:type="dxa" w:w="9026"/>
+        <w:tblBorders>
+          <w:top w:val="single" w:color="auto" w:sz="4"/>
+          <w:left w:val="single" w:color="auto" w:sz="4"/>
+          <w:bottom w:val="single" w:color="auto" w:sz="4"/>
+          <w:right w:val="single" w:color="auto" w:sz="4"/>
+          <w:insideH w:val="single" w:color="auto" w:sz="4"/>
+          <w:insideV w:val="single" w:color="auto" w:sz="4"/>
+        </w:tblBorders>
+      </w:tblPr>
+      <w:tblGrid>
+        <w:gridCol w:w="2000"/>
+        <w:gridCol w:w="2500"/>
+        <w:gridCol w:w="4526"/>
+      </w:tblGrid>
+      <w:tr>
+        <w:tc>
+          <w:tcPr>
+            <w:tcW w:type="dxa" w:w="2000"/>
+            <w:tcBorders>
+              <w:top w:val="single" w:color="BBCCDD" w:sz="1"/>
+              <w:left w:val="single" w:color="BBCCDD" w:sz="1"/>
+              <w:bottom w:val="single" w:color="BBCCDD" w:sz="1"/>
+              <w:right w:val="single" w:color="BBCCDD" w:sz="1"/>
+            </w:tcBorders>
+            <w:shd w:fill="DDE8F0" w:val="clear"/>
+            <w:tcMar>
+              <w:top w:type="dxa" w:w="80"/>
+              <w:left w:type="dxa" w:w="120"/>
+              <w:bottom w:type="dxa" w:w="80"/>
+              <w:right w:type="dxa" w:w="120"/>
+            </w:tcMar>
+          </w:tcPr>
+          <w:p>
+            <w:r>
+              <w:rPr>
+                <w:b/>
+                <w:bCs/>
+                <w:sz w:val="20"/>
+                <w:szCs w:val="20"/>
+              </w:rPr>
+              <w:t xml:space="preserve">Schritt</w:t>
+            </w:r>
+          </w:p>
+        </w:tc>
+        <w:tc>
+          <w:tcPr>
+            <w:tcW w:type="dxa" w:w="2500"/>
+            <w:tcBorders>
+              <w:top w:val="single" w:color="BBCCDD" w:sz="1"/>
+              <w:left w:val="single" w:color="BBCCDD" w:sz="1"/>
+              <w:bottom w:val="single" w:color="BBCCDD" w:sz="1"/>
+              <w:right w:val="single" w:color="BBCCDD" w:sz="1"/>
+            </w:tcBorders>
+            <w:shd w:fill="DDE8F0" w:val="clear"/>
+            <w:tcMar>
+              <w:top w:type="dxa" w:w="80"/>
+              <w:left w:type="dxa" w:w="120"/>
+              <w:bottom w:type="dxa" w:w="80"/>
+              <w:right w:type="dxa" w:w="120"/>
+            </w:tcMar>
+          </w:tcPr>
+          <w:p>
+            <w:r>
+              <w:rPr>
+                <w:b/>
+                <w:bCs/>
+                <w:sz w:val="20"/>
+                <w:szCs w:val="20"/>
+              </w:rPr>
+              <w:t xml:space="preserve">Aktion</w:t>
+            </w:r>
+          </w:p>
+        </w:tc>
+        <w:tc>
+          <w:tcPr>
+            <w:tcW w:type="dxa" w:w="4526"/>
+            <w:tcBorders>
+              <w:top w:val="single" w:color="BBCCDD" w:sz="1"/>
+              <w:left w:val="single" w:color="BBCCDD" w:sz="1"/>
+              <w:bottom w:val="single" w:color="BBCCDD" w:sz="1"/>
+              <w:right w:val="single" w:color="BBCCDD" w:sz="1"/>
+            </w:tcBorders>
+            <w:shd w:fill="DDE8F0" w:val="clear"/>
+            <w:tcMar>
+              <w:top w:type="dxa" w:w="80"/>
+              <w:left w:type="dxa" w:w="120"/>
+              <w:bottom w:type="dxa" w:w="80"/>
+              <w:right w:type="dxa" w:w="120"/>
+            </w:tcMar>
+          </w:tcPr>
+          <w:p>
+            <w:r>
+              <w:rPr>
+                <w:b/>
+                <w:bCs/>
+                <w:sz w:val="20"/>
+                <w:szCs w:val="20"/>
+              </w:rPr>
+              <w:t xml:space="preserve">Details</w:t>
+            </w:r>
+          </w:p>
+        </w:tc>
+      </w:tr>
+      <w:tr>
+        <w:tc>
+          <w:tcPr>
+            <w:tcW w:type="dxa" w:w="2000"/>
+            <w:tcBorders>
+              <w:top w:val="single" w:color="BBCCDD" w:sz="1"/>
+              <w:left w:val="single" w:color="BBCCDD" w:sz="1"/>
+              <w:bottom w:val="single" w:color="BBCCDD" w:sz="1"/>
+              <w:right w:val="single" w:color="BBCCDD" w:sz="1"/>
+            </w:tcBorders>
+            <w:shd w:fill="FFFFFF" w:val="clear"/>
+            <w:tcMar>
+              <w:top w:type="dxa" w:w="80"/>
+              <w:left w:type="dxa" w:w="120"/>
+              <w:bottom w:type="dxa" w:w="80"/>
+              <w:right w:type="dxa" w:w="120"/>
+            </w:tcMar>
+          </w:tcPr>
+          <w:p>
+            <w:r>
+              <w:rPr>
+                <w:b w:val="false"/>
+                <w:bCs w:val="false"/>
+                <w:sz w:val="20"/>
+                <w:szCs w:val="20"/>
+              </w:rPr>
+              <w:t xml:space="preserve">1 – Exportieren</w:t>
+            </w:r>
+          </w:p>
+        </w:tc>
+        <w:tc>
+          <w:tcPr>
+            <w:tcW w:type="dxa" w:w="2500"/>
+            <w:tcBorders>
+              <w:top w:val="single" w:color="BBCCDD" w:sz="1"/>
+              <w:left w:val="single" w:color="BBCCDD" w:sz="1"/>
+              <w:bottom w:val="single" w:color="BBCCDD" w:sz="1"/>
+              <w:right w:val="single" w:color="BBCCDD" w:sz="1"/>
+            </w:tcBorders>
+            <w:shd w:fill="FFFFFF" w:val="clear"/>
+            <w:tcMar>
+              <w:top w:type="dxa" w:w="80"/>
+              <w:left w:type="dxa" w:w="120"/>
+              <w:bottom w:type="dxa" w:w="80"/>
+              <w:right w:type="dxa" w:w="120"/>
+            </w:tcMar>
+          </w:tcPr>
+          <w:p>
+            <w:r>
+              <w:rPr>
+                <w:b w:val="false"/>
+                <w:bCs w:val="false"/>
+                <w:sz w:val="20"/>
+                <w:szCs w:val="20"/>
+              </w:rPr>
+              <w:t xml:space="preserve">Anonymisiertes CSV-Archiv erstellen</w:t>
+            </w:r>
+          </w:p>
+        </w:tc>
+        <w:tc>
+          <w:tcPr>
+            <w:tcW w:type="dxa" w:w="4526"/>
+            <w:tcBorders>
+              <w:top w:val="single" w:color="BBCCDD" w:sz="1"/>
+              <w:left w:val="single" w:color="BBCCDD" w:sz="1"/>
+              <w:bottom w:val="single" w:color="BBCCDD" w:sz="1"/>
+              <w:right w:val="single" w:color="BBCCDD" w:sz="1"/>
+            </w:tcBorders>
+            <w:shd w:fill="FFFFFF" w:val="clear"/>
+            <w:tcMar>
+              <w:top w:type="dxa" w:w="80"/>
+              <w:left w:type="dxa" w:w="120"/>
+              <w:bottom w:type="dxa" w:w="80"/>
+              <w:right w:type="dxa" w:w="120"/>
+            </w:tcMar>
+          </w:tcPr>
+          <w:p>
+            <w:r>
+              <w:rPr>
+                <w:b w:val="false"/>
+                <w:bCs w:val="false"/>
+                <w:sz w:val="20"/>
+                <w:szCs w:val="20"/>
+              </w:rPr>
+              <w:t xml:space="preserve">Anlässe, Termine, Räume, Ressourcen werden exportiert. Personenbezug (Namen, Kontakte) wird durch generische Platzhalter ersetzt. Kein occurrence_participant, kein Audit Log im Archiv.</w:t>
+            </w:r>
+          </w:p>
+        </w:tc>
+      </w:tr>
+      <w:tr>
+        <w:tc>
+          <w:tcPr>
+            <w:tcW w:type="dxa" w:w="2000"/>
+            <w:tcBorders>
+              <w:top w:val="single" w:color="BBCCDD" w:sz="1"/>
+              <w:left w:val="single" w:color="BBCCDD" w:sz="1"/>
+              <w:bottom w:val="single" w:color="BBCCDD" w:sz="1"/>
+              <w:right w:val="single" w:color="BBCCDD" w:sz="1"/>
+            </w:tcBorders>
+            <w:shd w:fill="F5F8FB" w:val="clear"/>
+            <w:tcMar>
+              <w:top w:type="dxa" w:w="80"/>
+              <w:left w:type="dxa" w:w="120"/>
+              <w:bottom w:type="dxa" w:w="80"/>
+              <w:right w:type="dxa" w:w="120"/>
+            </w:tcMar>
+          </w:tcPr>
+          <w:p>
+            <w:r>
+              <w:rPr>
+                <w:b w:val="false"/>
+                <w:bCs w:val="false"/>
+                <w:sz w:val="20"/>
+                <w:szCs w:val="20"/>
+              </w:rPr>
+              <w:t xml:space="preserve">2 – Verifizieren</w:t>
+            </w:r>
+          </w:p>
+        </w:tc>
+        <w:tc>
+          <w:tcPr>
+            <w:tcW w:type="dxa" w:w="2500"/>
+            <w:tcBorders>
+              <w:top w:val="single" w:color="BBCCDD" w:sz="1"/>
+              <w:left w:val="single" w:color="BBCCDD" w:sz="1"/>
+              <w:bottom w:val="single" w:color="BBCCDD" w:sz="1"/>
+              <w:right w:val="single" w:color="BBCCDD" w:sz="1"/>
+            </w:tcBorders>
+            <w:shd w:fill="F5F8FB" w:val="clear"/>
+            <w:tcMar>
+              <w:top w:type="dxa" w:w="80"/>
+              <w:left w:type="dxa" w:w="120"/>
+              <w:bottom w:type="dxa" w:w="80"/>
+              <w:right w:type="dxa" w:w="120"/>
+            </w:tcMar>
+          </w:tcPr>
+          <w:p>
+            <w:r>
+              <w:rPr>
+                <w:b w:val="false"/>
+                <w:bCs w:val="false"/>
+                <w:sz w:val="20"/>
+                <w:szCs w:val="20"/>
+              </w:rPr>
+              <w:t xml:space="preserve">Archiv prüfen</w:t>
+            </w:r>
+          </w:p>
+        </w:tc>
+        <w:tc>
+          <w:tcPr>
+            <w:tcW w:type="dxa" w:w="4526"/>
+            <w:tcBorders>
+              <w:top w:val="single" w:color="BBCCDD" w:sz="1"/>
+              <w:left w:val="single" w:color="BBCCDD" w:sz="1"/>
+              <w:bottom w:val="single" w:color="BBCCDD" w:sz="1"/>
+              <w:right w:val="single" w:color="BBCCDD" w:sz="1"/>
+            </w:tcBorders>
+            <w:shd w:fill="F5F8FB" w:val="clear"/>
+            <w:tcMar>
+              <w:top w:type="dxa" w:w="80"/>
+              <w:left w:type="dxa" w:w="120"/>
+              <w:bottom w:type="dxa" w:w="80"/>
+              <w:right w:type="dxa" w:w="120"/>
+            </w:tcMar>
+          </w:tcPr>
+          <w:p>
+            <w:r>
+              <w:rPr>
+                <w:b w:val="false"/>
+                <w:bCs w:val="false"/>
+                <w:sz w:val="20"/>
+                <w:szCs w:val="20"/>
+              </w:rPr>
+              <w:t xml:space="preserve">Vollständigkeit und Lesbarkeit des Exports werden geprüft. Bei Fehler: Abbruch, kein Löschen, Alarm an Admin.</w:t>
+            </w:r>
+          </w:p>
+        </w:tc>
+      </w:tr>
+      <w:tr>
+        <w:tc>
+          <w:tcPr>
+            <w:tcW w:type="dxa" w:w="2000"/>
+            <w:tcBorders>
+              <w:top w:val="single" w:color="BBCCDD" w:sz="1"/>
+              <w:left w:val="single" w:color="BBCCDD" w:sz="1"/>
+              <w:bottom w:val="single" w:color="BBCCDD" w:sz="1"/>
+              <w:right w:val="single" w:color="BBCCDD" w:sz="1"/>
+            </w:tcBorders>
+            <w:shd w:fill="FFFFFF" w:val="clear"/>
+            <w:tcMar>
+              <w:top w:type="dxa" w:w="80"/>
+              <w:left w:type="dxa" w:w="120"/>
+              <w:bottom w:type="dxa" w:w="80"/>
+              <w:right w:type="dxa" w:w="120"/>
+            </w:tcMar>
+          </w:tcPr>
+          <w:p>
+            <w:r>
+              <w:rPr>
+                <w:b w:val="false"/>
+                <w:bCs w:val="false"/>
+                <w:sz w:val="20"/>
+                <w:szCs w:val="20"/>
+              </w:rPr>
+              <w:t xml:space="preserve">3 – Löschen</w:t>
+            </w:r>
+          </w:p>
+        </w:tc>
+        <w:tc>
+          <w:tcPr>
+            <w:tcW w:type="dxa" w:w="2500"/>
+            <w:tcBorders>
+              <w:top w:val="single" w:color="BBCCDD" w:sz="1"/>
+              <w:left w:val="single" w:color="BBCCDD" w:sz="1"/>
+              <w:bottom w:val="single" w:color="BBCCDD" w:sz="1"/>
+              <w:right w:val="single" w:color="BBCCDD" w:sz="1"/>
+            </w:tcBorders>
+            <w:shd w:fill="FFFFFF" w:val="clear"/>
+            <w:tcMar>
+              <w:top w:type="dxa" w:w="80"/>
+              <w:left w:type="dxa" w:w="120"/>
+              <w:bottom w:type="dxa" w:w="80"/>
+              <w:right w:type="dxa" w:w="120"/>
+            </w:tcMar>
+          </w:tcPr>
+          <w:p>
+            <w:r>
+              <w:rPr>
+                <w:b w:val="false"/>
+                <w:bCs w:val="false"/>
+                <w:sz w:val="20"/>
+                <w:szCs w:val="20"/>
+              </w:rPr>
+              <w:t xml:space="preserve">Physisches Löschen aus Produktion</w:t>
+            </w:r>
+          </w:p>
+        </w:tc>
+        <w:tc>
+          <w:tcPr>
+            <w:tcW w:type="dxa" w:w="4526"/>
+            <w:tcBorders>
+              <w:top w:val="single" w:color="BBCCDD" w:sz="1"/>
+              <w:left w:val="single" w:color="BBCCDD" w:sz="1"/>
+              <w:bottom w:val="single" w:color="BBCCDD" w:sz="1"/>
+              <w:right w:val="single" w:color="BBCCDD" w:sz="1"/>
+            </w:tcBorders>
+            <w:shd w:fill="FFFFFF" w:val="clear"/>
+            <w:tcMar>
+              <w:top w:type="dxa" w:w="80"/>
+              <w:left w:type="dxa" w:w="120"/>
+              <w:bottom w:type="dxa" w:w="80"/>
+              <w:right w:type="dxa" w:w="120"/>
+            </w:tcMar>
+          </w:tcPr>
+          <w:p>
+            <w:r>
+              <w:rPr>
+                <w:b w:val="false"/>
+                <w:bCs w:val="false"/>
+                <w:sz w:val="20"/>
+                <w:szCs w:val="20"/>
+              </w:rPr>
+              <w:t xml:space="preserve">Alle Datensätze ausserhalb des rollenden Fensters werden physisch gelöscht (kein Soft Delete). Audit Log der betroffenen Einträge ebenfalls gelöscht.</w:t>
+            </w:r>
+          </w:p>
+        </w:tc>
+      </w:tr>
+    </w:tbl>
+    <w:p>
+      <w:pPr>
+        <w:spacing w:after="80"/>
+      </w:pPr>
+      <w:r>
+        <w:t xml:space="preserve"/>
+      </w:r>
+    </w:p>
+    <w:p>
+      <w:pPr>
+        <w:pStyle w:val="ListParagraph"/>
+        <w:numPr>
+          <w:ilvl w:val="0"/>
+          <w:numId w:val="2"/>
+        </w:numPr>
+      </w:pPr>
+      <w:r>
+        <w:rPr>
+          <w:sz w:val="22"/>
+          <w:szCs w:val="22"/>
+        </w:rPr>
+        <w:t xml:space="preserve">Das Archiv enthält keinen Personenbezug und unterliegt damit nicht den DSG-Löschpflichten</w:t>
+      </w:r>
+    </w:p>
+    <w:p>
+      <w:pPr>
+        <w:pStyle w:val="ListParagraph"/>
+        <w:numPr>
+          <w:ilvl w:val="0"/>
+          <w:numId w:val="2"/>
+        </w:numPr>
+      </w:pPr>
+      <w:r>
+        <w:rPr>
+          <w:sz w:val="22"/>
+          <w:szCs w:val="22"/>
+        </w:rPr>
+        <w:t xml:space="preserve">Das Archiv wird verschlüsselt gespeichert (AES-256) und ist nur für Admin zugänglich</w:t>
+      </w:r>
+    </w:p>
+    <w:p>
+      <w:pPr>
+        <w:pStyle w:val="ListParagraph"/>
+        <w:numPr>
+          <w:ilvl w:val="0"/>
+          <w:numId w:val="2"/>
+        </w:numPr>
+      </w:pPr>
+      <w:r>
+        <w:rPr>
+          <w:sz w:val="22"/>
+          <w:szCs w:val="22"/>
+        </w:rPr>
+        <w:t xml:space="preserve">Archivdateien werden mit Datum und Versionsnummer benannt; ältere Archivdateien werden nicht automatisch gelöscht</w:t>
+      </w:r>
+    </w:p>
+    <w:p>
+      <w:pPr>
+        <w:pStyle w:val="ListParagraph"/>
+        <w:numPr>
+          <w:ilvl w:val="0"/>
+          <w:numId w:val="2"/>
+        </w:numPr>
+      </w:pPr>
+      <w:r>
+        <w:rPr>
+          <w:sz w:val="22"/>
+          <w:szCs w:val="22"/>
+        </w:rPr>
+        <w:t xml:space="preserve">Der Archivierungsjob protokolliert Lauf, Ergebnis und Anzahl gelöschter Datensätze im System-Log</w:t>
       </w:r>
     </w:p>
     <w:p>
@@ -2830,23 +3397,23 @@
           <w:sz w:val="22"/>
           <w:szCs w:val="22"/>
         </w:rPr>
-        <w:t xml:space="preserve">Datenbank: PostgreSQL (empfohlen)</w:t>
-      </w:r>
-    </w:p>
-    <w:p>
-      <w:pPr>
-        <w:pStyle w:val="ListParagraph"/>
-        <w:numPr>
-          <w:ilvl w:val="0"/>
-          <w:numId w:val="2"/>
-        </w:numPr>
-      </w:pPr>
-      <w:r>
-        <w:rPr>
-          <w:sz w:val="22"/>
-          <w:szCs w:val="22"/>
-        </w:rPr>
-        <w:t xml:space="preserve">Backend: REST- oder GraphQL-API, Technologiewahl offen (Node.js/Python/etc.)</w:t>
+        <w:t xml:space="preserve">Datenbank: PostgreSQL</w:t>
+      </w:r>
+    </w:p>
+    <w:p>
+      <w:pPr>
+        <w:pStyle w:val="ListParagraph"/>
+        <w:numPr>
+          <w:ilvl w:val="0"/>
+          <w:numId w:val="2"/>
+        </w:numPr>
+      </w:pPr>
+      <w:r>
+        <w:rPr>
+          <w:sz w:val="22"/>
+          <w:szCs w:val="22"/>
+        </w:rPr>
+        <w:t xml:space="preserve">Backend: Python + FastAPI</w:t>
       </w:r>
     </w:p>
     <w:p>
@@ -2894,7 +3461,7 @@
           <w:sz w:val="22"/>
           <w:szCs w:val="22"/>
         </w:rPr>
-        <w:t xml:space="preserve">Betriebssystem des Servers: Linux empfohlen</w:t>
+        <w:t xml:space="preserve">Betriebssystem des Servers: Linux</w:t>
       </w:r>
     </w:p>
     <w:p>
@@ -3022,6 +3589,22 @@
     </w:p>
     <w:p>
       <w:pPr>
+        <w:pStyle w:val="ListParagraph"/>
+        <w:numPr>
+          <w:ilvl w:val="0"/>
+          <w:numId w:val="2"/>
+        </w:numPr>
+      </w:pPr>
+      <w:r>
+        <w:rPr>
+          <w:sz w:val="22"/>
+          <w:szCs w:val="22"/>
+        </w:rPr>
+        <w:t xml:space="preserve">Archivierungsjob ist implementiert, testbar und protokolliert seinen Lauf</w:t>
+      </w:r>
+    </w:p>
+    <w:p>
+      <w:pPr>
         <w:spacing w:after="80"/>
       </w:pPr>
       <w:r>
@@ -3145,6 +3728,22 @@
     </w:p>
     <w:p>
       <w:pPr>
+        <w:pStyle w:val="ListParagraph"/>
+        <w:numPr>
+          <w:ilvl w:val="0"/>
+          <w:numId w:val="2"/>
+        </w:numPr>
+      </w:pPr>
+      <w:r>
+        <w:rPr>
+          <w:sz w:val="22"/>
+          <w:szCs w:val="22"/>
+        </w:rPr>
+        <w:t xml:space="preserve">Grafische Auswertungen der Archivdaten</w:t>
+      </w:r>
+    </w:p>
+    <w:p>
+      <w:pPr>
         <w:spacing w:after="80"/>
       </w:pPr>
       <w:r>
@@ -3247,7 +3846,23 @@
           <w:sz w:val="22"/>
           <w:szCs w:val="22"/>
         </w:rPr>
-        <w:t xml:space="preserve">Automatisierte Audit-Log-Bereinigung und Anonymisierung</w:t>
+        <w:t xml:space="preserve">Grafische Auswertungen und Statistiken aus Archivdaten (ohne Personenbezug)</w:t>
+      </w:r>
+    </w:p>
+    <w:p>
+      <w:pPr>
+        <w:pStyle w:val="ListParagraph"/>
+        <w:numPr>
+          <w:ilvl w:val="0"/>
+          <w:numId w:val="2"/>
+        </w:numPr>
+      </w:pPr>
+      <w:r>
+        <w:rPr>
+          <w:sz w:val="22"/>
+          <w:szCs w:val="22"/>
+        </w:rPr>
+        <w:t xml:space="preserve">Automatische Eskalation bei überschrittener Freigabe-Deadline</w:t>
       </w:r>
     </w:p>
     <w:p>
@@ -3274,7 +3889,7 @@
           <w:sz w:val="18"/>
           <w:szCs w:val="18"/>
         </w:rPr>
-        <w:t xml:space="preserve">Version 6.4 – konsolidiert  |  Erstellt mit KI-Unterstützung (Claude, Anthropic)</w:t>
+        <w:t xml:space="preserve">Version 6.5 – konsolidiert  |  Erstellt mit KI-Unterstützung (Claude, Anthropic)</w:t>
       </w:r>
     </w:p>
     <w:sectPr>

--- a/docs/Lastenheft_Kirchenplanung.docx
+++ b/docs/Lastenheft_Kirchenplanung.docx
@@ -45,7 +45,7 @@
           <w:sz w:val="22"/>
           <w:szCs w:val="22"/>
         </w:rPr>
-        <w:t xml:space="preserve">Version 6.5 – konsolidiert</w:t>
+        <w:t xml:space="preserve">Version 6.6 – konsolidiert</w:t>
       </w:r>
     </w:p>
     <w:p>
@@ -3744,6 +3744,38 @@
     </w:p>
     <w:p>
       <w:pPr>
+        <w:pStyle w:val="ListParagraph"/>
+        <w:numPr>
+          <w:ilvl w:val="0"/>
+          <w:numId w:val="2"/>
+        </w:numPr>
+      </w:pPr>
+      <w:r>
+        <w:rPr>
+          <w:sz w:val="22"/>
+          <w:szCs w:val="22"/>
+        </w:rPr>
+        <w:t xml:space="preserve">Automatische Dienstplan-Generierung oder Rotationslogik</w:t>
+      </w:r>
+    </w:p>
+    <w:p>
+      <w:pPr>
+        <w:pStyle w:val="ListParagraph"/>
+        <w:numPr>
+          <w:ilvl w:val="0"/>
+          <w:numId w:val="2"/>
+        </w:numPr>
+      </w:pPr>
+      <w:r>
+        <w:rPr>
+          <w:sz w:val="22"/>
+          <w:szCs w:val="22"/>
+        </w:rPr>
+        <w:t xml:space="preserve">Aktive Verknüpfung Dienstplan ↔ Anlass</w:t>
+      </w:r>
+    </w:p>
+    <w:p>
+      <w:pPr>
         <w:spacing w:after="80"/>
       </w:pPr>
       <w:r>
@@ -3766,7 +3798,322 @@
           <w:sz w:val="28"/>
           <w:szCs w:val="28"/>
         </w:rPr>
-        <w:t xml:space="preserve">13. Erweiterbarkeit (Future Scope)</w:t>
+        <w:t xml:space="preserve">13. Dienstplan</w:t>
+      </w:r>
+    </w:p>
+    <w:p>
+      <w:pPr>
+        <w:pStyle w:val="Heading2"/>
+        <w:spacing w:after="80" w:before="200"/>
+      </w:pPr>
+      <w:r>
+        <w:rPr>
+          <w:b/>
+          <w:bCs/>
+          <w:color w:val="3A6B8A"/>
+          <w:sz w:val="24"/>
+          <w:szCs w:val="24"/>
+        </w:rPr>
+        <w:t xml:space="preserve">13.1 Konzept</w:t>
+      </w:r>
+    </w:p>
+    <w:p>
+      <w:pPr>
+        <w:spacing w:after="120"/>
+      </w:pPr>
+      <w:r>
+        <w:rPr>
+          <w:sz w:val="22"/>
+          <w:szCs w:val="22"/>
+        </w:rPr>
+        <w:t xml:space="preserve">Der Dienstplan ist ein informatives Journal: er zeigt, wer an welchem Tag anwesend und erreichbar ist. Er ist bewusst von der Anlass-Verwaltung getrennt — die Verbindung zwischen Dienstplan und konkretem Anlass bleibt Menschensache und wird nicht automatisiert.</w:t>
+      </w:r>
+    </w:p>
+    <w:p>
+      <w:pPr>
+        <w:spacing w:after="120"/>
+      </w:pPr>
+      <w:r>
+        <w:rPr>
+          <w:sz w:val="22"/>
+          <w:szCs w:val="22"/>
+        </w:rPr>
+        <w:t xml:space="preserve">Hintergrund: Seelsorger sehen im Kalender wer Dienst hat und wissen damit, an wen sie Gottesdienst-Informationen schicken müssen. Gleichzeitig können Spezialfälle abgebildet werden (z.B. Mesmer an seinem freien Tag nur für eine Probe anwesend, aber nicht für den vollen Dienst verfügbar).</w:t>
+      </w:r>
+    </w:p>
+    <w:p>
+      <w:pPr>
+        <w:spacing w:after="80"/>
+      </w:pPr>
+      <w:r>
+        <w:t xml:space="preserve"/>
+      </w:r>
+    </w:p>
+    <w:p>
+      <w:pPr>
+        <w:pStyle w:val="Heading2"/>
+        <w:spacing w:after="80" w:before="200"/>
+      </w:pPr>
+      <w:r>
+        <w:rPr>
+          <w:b/>
+          <w:bCs/>
+          <w:color w:val="3A6B8A"/>
+          <w:sz w:val="24"/>
+          <w:szCs w:val="24"/>
+        </w:rPr>
+        <w:t xml:space="preserve">13.2 Abgrenzung</w:t>
+      </w:r>
+    </w:p>
+    <w:p>
+      <w:pPr>
+        <w:pStyle w:val="ListParagraph"/>
+        <w:numPr>
+          <w:ilvl w:val="0"/>
+          <w:numId w:val="2"/>
+        </w:numPr>
+      </w:pPr>
+      <w:r>
+        <w:rPr>
+          <w:sz w:val="22"/>
+          <w:szCs w:val="22"/>
+        </w:rPr>
+        <w:t xml:space="preserve">Dienstplan ≠ Anlass-Zuteilung: 'Wer hat heute Dienst' ist eine andere Frage als 'Wer ist Liturge/Organist bei diesem GD'</w:t>
+      </w:r>
+    </w:p>
+    <w:p>
+      <w:pPr>
+        <w:pStyle w:val="ListParagraph"/>
+        <w:numPr>
+          <w:ilvl w:val="0"/>
+          <w:numId w:val="2"/>
+        </w:numPr>
+      </w:pPr>
+      <w:r>
+        <w:rPr>
+          <w:sz w:val="22"/>
+          <w:szCs w:val="22"/>
+        </w:rPr>
+        <w:t xml:space="preserve">Keine automatische Verknüpfung mit Anlässen — Kalender zeigt beides nebeneinander, Interpretation erfolgt durch die Person</w:t>
+      </w:r>
+    </w:p>
+    <w:p>
+      <w:pPr>
+        <w:pStyle w:val="ListParagraph"/>
+        <w:numPr>
+          <w:ilvl w:val="0"/>
+          <w:numId w:val="2"/>
+        </w:numPr>
+      </w:pPr>
+      <w:r>
+        <w:rPr>
+          <w:sz w:val="22"/>
+          <w:szCs w:val="22"/>
+        </w:rPr>
+        <w:t xml:space="preserve">Keine Rotationslogik, keine Fairness-Algorithmen, kein Schichtplan-Generator — diese Absprachen erfolgen weiterhin im Team</w:t>
+      </w:r>
+    </w:p>
+    <w:p>
+      <w:pPr>
+        <w:pStyle w:val="ListParagraph"/>
+        <w:numPr>
+          <w:ilvl w:val="0"/>
+          <w:numId w:val="2"/>
+        </w:numPr>
+      </w:pPr>
+      <w:r>
+        <w:rPr>
+          <w:sz w:val="22"/>
+          <w:szCs w:val="22"/>
+        </w:rPr>
+        <w:t xml:space="preserve">Kein Override-Workflow: Einträge können von berechtigten Personen direkt erstellt und geändert werden</w:t>
+      </w:r>
+    </w:p>
+    <w:p>
+      <w:pPr>
+        <w:spacing w:after="80"/>
+      </w:pPr>
+      <w:r>
+        <w:t xml:space="preserve"/>
+      </w:r>
+    </w:p>
+    <w:p>
+      <w:pPr>
+        <w:pStyle w:val="Heading2"/>
+        <w:spacing w:after="80" w:before="200"/>
+      </w:pPr>
+      <w:r>
+        <w:rPr>
+          <w:b/>
+          <w:bCs/>
+          <w:color w:val="3A6B8A"/>
+          <w:sz w:val="24"/>
+          <w:szCs w:val="24"/>
+        </w:rPr>
+        <w:t xml:space="preserve">13.3 Datenmodell</w:t>
+      </w:r>
+    </w:p>
+    <w:p>
+      <w:pPr>
+        <w:pStyle w:val="ListParagraph"/>
+        <w:numPr>
+          <w:ilvl w:val="0"/>
+          <w:numId w:val="2"/>
+        </w:numPr>
+      </w:pPr>
+      <w:r>
+        <w:rPr>
+          <w:sz w:val="22"/>
+          <w:szCs w:val="22"/>
+        </w:rPr>
+        <w:t xml:space="preserve">Pro Eintrag: Datum, Person, Ganztags-Flag, optionale Start-/Endzeit, Freitext-Notiz</w:t>
+      </w:r>
+    </w:p>
+    <w:p>
+      <w:pPr>
+        <w:pStyle w:val="ListParagraph"/>
+        <w:numPr>
+          <w:ilvl w:val="0"/>
+          <w:numId w:val="2"/>
+        </w:numPr>
+      </w:pPr>
+      <w:r>
+        <w:rPr>
+          <w:sz w:val="22"/>
+          <w:szCs w:val="22"/>
+        </w:rPr>
+        <w:t xml:space="preserve">Teilpräsenz (is_full_day = false): Pflichtfelder Start- und Endzeit; Notizfeld für Kontext</w:t>
+      </w:r>
+    </w:p>
+    <w:p>
+      <w:pPr>
+        <w:pStyle w:val="ListParagraph"/>
+        <w:numPr>
+          <w:ilvl w:val="0"/>
+          <w:numId w:val="2"/>
+        </w:numPr>
+      </w:pPr>
+      <w:r>
+        <w:rPr>
+          <w:sz w:val="22"/>
+          <w:szCs w:val="22"/>
+        </w:rPr>
+        <w:t xml:space="preserve">Mehrere Einträge pro Tag möglich (z.B. Hauptmesmer + Stellvertretung gleichzeitig sichtbar)</w:t>
+      </w:r>
+    </w:p>
+    <w:p>
+      <w:pPr>
+        <w:pStyle w:val="ListParagraph"/>
+        <w:numPr>
+          <w:ilvl w:val="0"/>
+          <w:numId w:val="2"/>
+        </w:numPr>
+      </w:pPr>
+      <w:r>
+        <w:rPr>
+          <w:sz w:val="22"/>
+          <w:szCs w:val="22"/>
+        </w:rPr>
+        <w:t xml:space="preserve">Keine Konflikterkennung auf Dienstplan-Ebene</w:t>
+      </w:r>
+    </w:p>
+    <w:p>
+      <w:pPr>
+        <w:spacing w:after="80"/>
+      </w:pPr>
+      <w:r>
+        <w:t xml:space="preserve"/>
+      </w:r>
+    </w:p>
+    <w:p>
+      <w:pPr>
+        <w:pStyle w:val="Heading2"/>
+        <w:spacing w:after="80" w:before="200"/>
+      </w:pPr>
+      <w:r>
+        <w:rPr>
+          <w:b/>
+          <w:bCs/>
+          <w:color w:val="3A6B8A"/>
+          <w:sz w:val="24"/>
+          <w:szCs w:val="24"/>
+        </w:rPr>
+        <w:t xml:space="preserve">13.4 Sichtbarkeit</w:t>
+      </w:r>
+    </w:p>
+    <w:p>
+      <w:pPr>
+        <w:pStyle w:val="ListParagraph"/>
+        <w:numPr>
+          <w:ilvl w:val="0"/>
+          <w:numId w:val="2"/>
+        </w:numPr>
+      </w:pPr>
+      <w:r>
+        <w:rPr>
+          <w:sz w:val="22"/>
+          <w:szCs w:val="22"/>
+        </w:rPr>
+        <w:t xml:space="preserve">Dienstplan-Einträge sind im Kalender für alle eingeloggten User sichtbar</w:t>
+      </w:r>
+    </w:p>
+    <w:p>
+      <w:pPr>
+        <w:pStyle w:val="ListParagraph"/>
+        <w:numPr>
+          <w:ilvl w:val="0"/>
+          <w:numId w:val="2"/>
+        </w:numPr>
+      </w:pPr>
+      <w:r>
+        <w:rPr>
+          <w:sz w:val="22"/>
+          <w:szCs w:val="22"/>
+        </w:rPr>
+        <w:t xml:space="preserve">Nicht eingeloggte Benutzer sehen keine Dienstplan-Informationen (Personendaten)</w:t>
+      </w:r>
+    </w:p>
+    <w:p>
+      <w:pPr>
+        <w:pStyle w:val="ListParagraph"/>
+        <w:numPr>
+          <w:ilvl w:val="0"/>
+          <w:numId w:val="2"/>
+        </w:numPr>
+      </w:pPr>
+      <w:r>
+        <w:rPr>
+          <w:sz w:val="22"/>
+          <w:szCs w:val="22"/>
+        </w:rPr>
+        <w:t xml:space="preserve">Erfassung und Bearbeitung: Requester und höher</w:t>
+      </w:r>
+    </w:p>
+    <w:p>
+      <w:pPr>
+        <w:spacing w:after="80"/>
+      </w:pPr>
+      <w:r>
+        <w:t xml:space="preserve"/>
+      </w:r>
+    </w:p>
+    <w:p>
+      <w:pPr>
+        <w:pStyle w:val="Heading1"/>
+        <w:pBdr>
+          <w:bottom w:val="single" w:color="AABBD0" w:sz="4" w:space="1"/>
+        </w:pBdr>
+        <w:spacing w:after="120" w:before="320"/>
+      </w:pPr>
+      <w:r>
+        <w:rPr>
+          <w:b/>
+          <w:bCs/>
+          <w:color w:val="2E4057"/>
+          <w:sz w:val="28"/>
+          <w:szCs w:val="28"/>
+        </w:rPr>
+        <w:t xml:space="preserve">14. Erweiterbarkeit (Future Scope)</w:t>
       </w:r>
     </w:p>
     <w:p>
@@ -3863,6 +4210,38 @@
           <w:szCs w:val="22"/>
         </w:rPr>
         <w:t xml:space="preserve">Automatische Eskalation bei überschrittener Freigabe-Deadline</w:t>
+      </w:r>
+    </w:p>
+    <w:p>
+      <w:pPr>
+        <w:pStyle w:val="ListParagraph"/>
+        <w:numPr>
+          <w:ilvl w:val="0"/>
+          <w:numId w:val="2"/>
+        </w:numPr>
+      </w:pPr>
+      <w:r>
+        <w:rPr>
+          <w:sz w:val="22"/>
+          <w:szCs w:val="22"/>
+        </w:rPr>
+        <w:t xml:space="preserve">Aktive Verknüpfung Dienstplan ↔ Anlass (automatische Zuteilung des Diensthabenden)</w:t>
+      </w:r>
+    </w:p>
+    <w:p>
+      <w:pPr>
+        <w:pStyle w:val="ListParagraph"/>
+        <w:numPr>
+          <w:ilvl w:val="0"/>
+          <w:numId w:val="2"/>
+        </w:numPr>
+      </w:pPr>
+      <w:r>
+        <w:rPr>
+          <w:sz w:val="22"/>
+          <w:szCs w:val="22"/>
+        </w:rPr>
+        <w:t xml:space="preserve">Dienstplan-Rotationslogik / Fairness-Auswertung</w:t>
       </w:r>
     </w:p>
     <w:p>
@@ -3889,7 +4268,7 @@
           <w:sz w:val="18"/>
           <w:szCs w:val="18"/>
         </w:rPr>
-        <w:t xml:space="preserve">Version 6.5 – konsolidiert  |  Erstellt mit KI-Unterstützung (Claude, Anthropic)</w:t>
+        <w:t xml:space="preserve">Version 6.6 – konsolidiert  |  Erstellt mit KI-Unterstützung (Claude, Anthropic)</w:t>
       </w:r>
     </w:p>
     <w:sectPr>
